--- a/tests/corpus_v2/docs/agency_0004.docx
+++ b/tests/corpus_v2/docs/agency_0004.docx
@@ -21,7 +21,13 @@
         <w:rPr>
           <w:b/>
         </w:rPr>
-        <w:t xml:space="preserve">№ 3/2023-П</w:t>
+        <w:t xml:space="preserve">№ </w:t>
+      </w:r>
+      <w:r>
+        <w:rPr>
+          <w:b/>
+        </w:rPr>
+        <w:t xml:space="preserve">1/17</w:t>
       </w:r>
     </w:p>
     <w:p/>
@@ -33,7 +39,7 @@
         <w:t xml:space="preserve">     </w:t>
       </w:r>
       <w:r>
-        <w:t xml:space="preserve">«04» июля 2024 г.</w:t>
+        <w:t xml:space="preserve">«01» февраля 2024 г.</w:t>
       </w:r>
     </w:p>
     <w:p/>
@@ -60,7 +66,7 @@
         <w:t xml:space="preserve">ИП </w:t>
       </w:r>
       <w:r>
-        <w:t xml:space="preserve">Соколова О. М.</w:t>
+        <w:t xml:space="preserve">Соколова Ольга Михайловна</w:t>
       </w:r>
       <w:r>
         <w:t xml:space="preserve">, ИНН </w:t>
@@ -72,10 +78,10 @@
         <w:t xml:space="preserve">, именуемая в дальнейшем «Принципал», действующая на основании свидетельства о государственной регистрации</w:t>
       </w:r>
       <w:r>
-        <w:t xml:space="preserve">, с другой стороны, совместно именуемые «Стороны», заключили настоящий </w:t>
-      </w:r>
-      <w:r>
-        <w:t xml:space="preserve">Договор № 92/2023-П</w:t>
+        <w:t xml:space="preserve">, с другой стороны, совместно именуемые «Стороны», заключили настоящий Договор № </w:t>
+      </w:r>
+      <w:r>
+        <w:t xml:space="preserve">66/22</w:t>
       </w:r>
       <w:r>
         <w:t xml:space="preserve"> (далее — Договор) о нижеследующем:</w:t>
@@ -114,7 +120,7 @@
         <w:t xml:space="preserve">Агентское вознаграждение: </w:t>
       </w:r>
       <w:r>
-        <w:t xml:space="preserve">12% годовых</w:t>
+        <w:t xml:space="preserve">0,5 процента за каждый день просрочки</w:t>
       </w:r>
       <w:r>
         <w:t xml:space="preserve">. Вознаграждение исчисляется от суммы заключённых сделок.</w:t>
@@ -142,7 +148,7 @@
         <w:t xml:space="preserve">2.1. Общая цена Договора: </w:t>
       </w:r>
       <w:r>
-        <w:t xml:space="preserve">Без НДС</w:t>
+        <w:t xml:space="preserve">Двадцать пять миллионов девятьсот тысяч рублей 0 коп.</w:t>
       </w:r>
       <w:r>
         <w:t xml:space="preserve">.</w:t>
@@ -153,7 +159,7 @@
         <w:t xml:space="preserve">2.2. Налог: </w:t>
       </w:r>
       <w:r>
-        <w:t xml:space="preserve">не более 20% от цены договора</w:t>
+        <w:t xml:space="preserve">1/300 ключевой ставки ЦБ РФ от цены Договора</w:t>
       </w:r>
       <w:r>
         <w:t xml:space="preserve">.</w:t>
@@ -164,7 +170,7 @@
         <w:t xml:space="preserve">2.3. Срок оплаты — </w:t>
       </w:r>
       <w:r>
-        <w:t xml:space="preserve">60 дней с момента заключения контракта</w:t>
+        <w:t xml:space="preserve">в течение 3 рабочих дней с момента поступления денежных средств на расчетный счет</w:t>
       </w:r>
       <w:r>
         <w:t xml:space="preserve">.</w:t>
@@ -184,7 +190,7 @@
         <w:t xml:space="preserve">, артикул </w:t>
       </w:r>
       <w:r>
-        <w:t xml:space="preserve">RM-2896-75</w:t>
+        <w:t xml:space="preserve">RM-3628-53</w:t>
       </w:r>
       <w:r>
         <w:t xml:space="preserve">, код </w:t>
@@ -244,13 +250,10 @@
         <w:t xml:space="preserve">. Цена — </w:t>
       </w:r>
       <w:r>
-        <w:t xml:space="preserve">3 200 000</w:t>
-      </w:r>
-      <w:r>
-        <w:t xml:space="preserve">, а прописью: </w:t>
-      </w:r>
-      <w:r>
-        <w:t xml:space="preserve">три двести тысяч рублей</w:t>
+        <w:t xml:space="preserve">не менее 71 000 000 (Семидесяти одного миллиона) RUB</w:t>
+      </w:r>
+      <w:r>
+        <w:t xml:space="preserve">, в том числе НДС</w:t>
       </w:r>
       <w:r>
         <w:t xml:space="preserve">.</w:t>
@@ -270,7 +273,7 @@
         <w:t xml:space="preserve">3.1. Место исполнения обязательств: </w:t>
       </w:r>
       <w:r>
-        <w:t xml:space="preserve">ул. Пушкина, д. 27, пос. Заречный, Ленинградская обл.</w:t>
+        <w:t xml:space="preserve">просп. Полевая, д. 82, пос. Заречный, Тверская обл.</w:t>
       </w:r>
       <w:r>
         <w:t xml:space="preserve">.</w:t>
@@ -287,7 +290,7 @@
         <w:t xml:space="preserve"> по телефону </w:t>
       </w:r>
       <w:r>
-        <w:t xml:space="preserve">+7 (495) 559-76-97</w:t>
+        <w:t xml:space="preserve">+7 (383) 905-37-20</w:t>
       </w:r>
       <w:r>
         <w:t xml:space="preserve">.</w:t>
@@ -298,7 +301,7 @@
         <w:t xml:space="preserve">3.3. Срок исполнения обязательств — </w:t>
       </w:r>
       <w:r>
-        <w:t xml:space="preserve">10 рабочих дней с момента поступления денежных средств на расчетный счет</w:t>
+        <w:t xml:space="preserve">в течение 10 (Десяти) банковских дней</w:t>
       </w:r>
       <w:r>
         <w:t xml:space="preserve">.</w:t>
@@ -329,13 +332,19 @@
         <w:t xml:space="preserve">Размер неустойки за нарушение сроков оплаты: </w:t>
       </w:r>
       <w:r>
-        <w:t xml:space="preserve">1/300 ключевой ставки ЦБ РФ</w:t>
+        <w:t xml:space="preserve">1/150 ключевой ставки ЦБ РФ от общей суммы счета</w:t>
       </w:r>
       <w:r>
         <w:t xml:space="preserve">. Предельный размер ответственности: </w:t>
       </w:r>
       <w:r>
-        <w:t xml:space="preserve">НДС 20%</w:t>
+        <w:t xml:space="preserve">1/130 ключевой ставки ЦБ РФ годовых</w:t>
+      </w:r>
+      <w:r>
+        <w:t xml:space="preserve">, но не более </w:t>
+      </w:r>
+      <w:r>
+        <w:t xml:space="preserve">0,2 (две десятых процента) % от цены Договора</w:t>
       </w:r>
       <w:r>
         <w:t xml:space="preserve">.</w:t>
@@ -357,7 +366,7 @@
         <w:t xml:space="preserve">Сторона, для которой создалась невозможность исполнения, обязана уведомить другую Сторону. Срок уведомления — </w:t>
       </w:r>
       <w:r>
-        <w:t xml:space="preserve">3 рабочих дня</w:t>
+        <w:t xml:space="preserve">в течение трех календарных дней со дня предъявления требования</w:t>
       </w:r>
       <w:r>
         <w:t xml:space="preserve">.</w:t>
@@ -371,7 +380,7 @@
         <w:t xml:space="preserve">Все споры и разногласия решаются путём переговоров. Претензионный порядок обязателен, срок ответа на претензию — </w:t>
       </w:r>
       <w:r>
-        <w:t xml:space="preserve">не позднее 05.04.2026</w:t>
+        <w:t xml:space="preserve">не позднее 10.02.2026</w:t>
       </w:r>
       <w:r>
         <w:t xml:space="preserve">.</w:t>
@@ -400,10 +409,76 @@
         <w:t xml:space="preserve">Место исполнения: </w:t>
       </w:r>
       <w:r>
-        <w:t xml:space="preserve">190000, г. Санкт-Петербург, ул. Строителей, д. 20, кв. 59</w:t>
-      </w:r>
-      <w:r>
-        <w:t xml:space="preserve">8235625319</w:t>
+        <w:t xml:space="preserve">603000, г. Нижний Новгород, просп. Ленинградская, д. 72, кв. 154</w:t>
+      </w:r>
+      <w:r>
+        <w:t xml:space="preserve">3912361602</w:t>
+      </w:r>
+    </w:p>
+    <w:p/>
+    <w:p/>
+    <w:p>
+      <w:r>
+        <w:rPr>
+          <w:b/>
+        </w:rPr>
+        <w:t xml:space="preserve">9. КОНТРОЛЬНЫЕ ВЕЛИЧИНЫ</w:t>
+      </w:r>
+    </w:p>
+    <w:p>
+      <w:r>
+        <w:t xml:space="preserve">9.1. Контрольная запись: </w:t>
+      </w:r>
+      <w:r>
+        <w:t xml:space="preserve">95Ф-93785/14-233Д</w:t>
+      </w:r>
+      <w:r>
+        <w:t xml:space="preserve">.</w:t>
+      </w:r>
+    </w:p>
+    <w:p>
+      <w:r>
+        <w:t xml:space="preserve">9.2. Контрольная запись: </w:t>
+      </w:r>
+      <w:r>
+        <w:rPr>
+          <w:b/>
+        </w:rPr>
+        <w:t xml:space="preserve">94 7</w:t>
+      </w:r>
+      <w:r>
+        <w:t xml:space="preserve">00 000,20 (Девяносто четыре миллиона семьсот тысяч) рублей</w:t>
+      </w:r>
+      <w:r>
+        <w:t xml:space="preserve">.</w:t>
+      </w:r>
+    </w:p>
+    <w:p>
+      <w:r>
+        <w:t xml:space="preserve">9.3. Контрольная запись: </w:t>
+      </w:r>
+      <w:r>
+        <w:rPr>
+          <w:b/>
+        </w:rPr>
+        <w:t xml:space="preserve">1/3</w:t>
+      </w:r>
+      <w:r>
+        <w:t xml:space="preserve">00 ключевой ставки ЦБ РФ годовых</w:t>
+      </w:r>
+      <w:r>
+        <w:t xml:space="preserve">.</w:t>
+      </w:r>
+    </w:p>
+    <w:p>
+      <w:r>
+        <w:t xml:space="preserve">9.4. Контрольная запись: </w:t>
+      </w:r>
+      <w:r>
+        <w:t xml:space="preserve">в тeчение 10 (Десяти) дней с даты подписания Сторонами акта сдачи-приемки оказанных услуг</w:t>
+      </w:r>
+      <w:r>
+        <w:t xml:space="preserve">.</w:t>
       </w:r>
     </w:p>
     <w:p/>
@@ -458,7 +533,7 @@
               <w:t xml:space="preserve">Адрес регистрации: </w:t>
             </w:r>
             <w:r>
-              <w:t xml:space="preserve">ул. Мира, д. 83, пос. Заречный, Краснодарский край</w:t>
+              <w:t xml:space="preserve">ш. Кутузовский, д. 21, пгт. Софрино, Ленинградская обл.</w:t>
             </w:r>
           </w:p>
           <w:p>
@@ -497,7 +572,7 @@
               <w:t xml:space="preserve">Тел.: </w:t>
             </w:r>
             <w:r>
-              <w:t xml:space="preserve">+7 (843) 593-74-88</w:t>
+              <w:t xml:space="preserve">+7 (495) 323-40-75</w:t>
             </w:r>
           </w:p>
           <w:p>
@@ -505,7 +580,7 @@
               <w:t xml:space="preserve">E-mail: </w:t>
             </w:r>
             <w:r>
-              <w:t xml:space="preserve">petrova@yandex.ru</w:t>
+              <w:t xml:space="preserve">petrova@inbox.ru</w:t>
             </w:r>
           </w:p>
           <w:p/>
@@ -557,7 +632,7 @@
               <w:t xml:space="preserve">Адрес регистрации: </w:t>
             </w:r>
             <w:r>
-              <w:t xml:space="preserve">ш. Ленина, д. 10, с. Ивановское, Свердловская обл.</w:t>
+              <w:t xml:space="preserve">пер. Советская, д. 61, рп. Обухово, Свердловская обл.</w:t>
             </w:r>
           </w:p>
           <w:p>
@@ -596,7 +671,7 @@
               <w:t xml:space="preserve">Тел.: </w:t>
             </w:r>
             <w:r>
-              <w:t xml:space="preserve">+7 (495) 810-24-49</w:t>
+              <w:t xml:space="preserve">+7 (495) 934-76-69</w:t>
             </w:r>
           </w:p>
           <w:p>
@@ -604,7 +679,7 @@
               <w:t xml:space="preserve">E-mail: </w:t>
             </w:r>
             <w:r>
-              <w:t xml:space="preserve">sokolova@bk.ru</w:t>
+              <w:t xml:space="preserve">sokolova@inbox.ru</w:t>
             </w:r>
           </w:p>
           <w:p/>
@@ -663,13 +738,13 @@
       <w:t xml:space="preserve">Исполнитель документа: </w:t>
     </w:r>
     <w:r>
-      <w:t xml:space="preserve">Иванов П. М.</w:t>
+      <w:t xml:space="preserve">Фёдоров П. И.</w:t>
     </w:r>
     <w:r>
       <w:t xml:space="preserve">, тел. </w:t>
     </w:r>
     <w:r>
-      <w:t xml:space="preserve">8(383)1876612</w:t>
+      <w:t xml:space="preserve">8(843)5006465</w:t>
     </w:r>
   </w:p>
 </w:ftr>

--- a/tests/corpus_v2/docs/agency_0004.docx
+++ b/tests/corpus_v2/docs/agency_0004.docx
@@ -430,7 +430,13 @@
         <w:t xml:space="preserve">9.1. Контрольная запись: </w:t>
       </w:r>
       <w:r>
-        <w:t xml:space="preserve">95Ф-93785/14-233Д</w:t>
+        <w:rPr>
+          <w:b/>
+        </w:rPr>
+        <w:t xml:space="preserve">95Ф-93</w:t>
+      </w:r>
+      <w:r>
+        <w:t xml:space="preserve">785/14-233Д</w:t>
       </w:r>
       <w:r>
         <w:t xml:space="preserve">.</w:t>

--- a/tests/corpus_v2/docs/agency_0004.docx
+++ b/tests/corpus_v2/docs/agency_0004.docx
@@ -27,7 +27,7 @@
         <w:rPr>
           <w:b/>
         </w:rPr>
-        <w:t xml:space="preserve">1/17</w:t>
+        <w:t xml:space="preserve">11515/235-сс</w:t>
       </w:r>
     </w:p>
     <w:p/>
@@ -81,7 +81,7 @@
         <w:t xml:space="preserve">, с другой стороны, совместно именуемые «Стороны», заключили настоящий Договор № </w:t>
       </w:r>
       <w:r>
-        <w:t xml:space="preserve">66/22</w:t>
+        <w:t xml:space="preserve">67575/410-сс</w:t>
       </w:r>
       <w:r>
         <w:t xml:space="preserve"> (далее — Договор) о нижеследующем:</w:t>
@@ -433,10 +433,10 @@
         <w:rPr>
           <w:b/>
         </w:rPr>
-        <w:t xml:space="preserve">95Ф-93</w:t>
-      </w:r>
-      <w:r>
-        <w:t xml:space="preserve">785/14-233Д</w:t>
+        <w:t xml:space="preserve">3/1</w:t>
+      </w:r>
+      <w:r>
+        <w:t xml:space="preserve">7</w:t>
       </w:r>
       <w:r>
         <w:t xml:space="preserve">.</w:t>

--- a/tests/corpus_v2/docs/agency_0004.docx
+++ b/tests/corpus_v2/docs/agency_0004.docx
@@ -247,10 +247,16 @@
         <w:t xml:space="preserve">МКАС при ТПП РФ</w:t>
       </w:r>
       <w:r>
+        <w:t xml:space="preserve">. Товар отгружается с сопроводительным документом паспорт качества № </w:t>
+      </w:r>
+      <w:r>
+        <w:t xml:space="preserve">88 18 308119</w:t>
+      </w:r>
+      <w:r>
         <w:t xml:space="preserve">. Цена — </w:t>
       </w:r>
       <w:r>
-        <w:t xml:space="preserve">не менее 71 000 000 (Семидесяти одного миллиона) RUB</w:t>
+        <w:t xml:space="preserve">не менее 12 800 000 (Двенадцати миллионов восьмисот тысяч) RUB</w:t>
       </w:r>
       <w:r>
         <w:t xml:space="preserve">, в том числе НДС</w:t>
@@ -273,7 +279,7 @@
         <w:t xml:space="preserve">3.1. Место исполнения обязательств: </w:t>
       </w:r>
       <w:r>
-        <w:t xml:space="preserve">просп. Полевая, д. 82, пос. Заречный, Тверская обл.</w:t>
+        <w:t xml:space="preserve">просп. Советская, д. 71, с. Ивановское, Московская обл.</w:t>
       </w:r>
       <w:r>
         <w:t xml:space="preserve">.</w:t>
@@ -290,7 +296,7 @@
         <w:t xml:space="preserve"> по телефону </w:t>
       </w:r>
       <w:r>
-        <w:t xml:space="preserve">+7 (383) 905-37-20</w:t>
+        <w:t xml:space="preserve">+7 (499) 102-47-19</w:t>
       </w:r>
       <w:r>
         <w:t xml:space="preserve">.</w:t>
@@ -301,7 +307,7 @@
         <w:t xml:space="preserve">3.3. Срок исполнения обязательств — </w:t>
       </w:r>
       <w:r>
-        <w:t xml:space="preserve">в течение 10 (Десяти) банковских дней</w:t>
+        <w:t xml:space="preserve">в течение 45 (Сорока пяти) банковских дней</w:t>
       </w:r>
       <w:r>
         <w:t xml:space="preserve">.</w:t>
@@ -366,7 +372,7 @@
         <w:t xml:space="preserve">Сторона, для которой создалась невозможность исполнения, обязана уведомить другую Сторону. Срок уведомления — </w:t>
       </w:r>
       <w:r>
-        <w:t xml:space="preserve">в течение трех календарных дней со дня предъявления требования</w:t>
+        <w:t xml:space="preserve">в течение шестидесяти календарных дней со дня предъявления требования</w:t>
       </w:r>
       <w:r>
         <w:t xml:space="preserve">.</w:t>
@@ -380,7 +386,7 @@
         <w:t xml:space="preserve">Все споры и разногласия решаются путём переговоров. Претензионный порядок обязателен, срок ответа на претензию — </w:t>
       </w:r>
       <w:r>
-        <w:t xml:space="preserve">не позднее 10.02.2026</w:t>
+        <w:t xml:space="preserve">не позднее 22.03.2025</w:t>
       </w:r>
       <w:r>
         <w:t xml:space="preserve">.</w:t>
@@ -409,10 +415,10 @@
         <w:t xml:space="preserve">Место исполнения: </w:t>
       </w:r>
       <w:r>
-        <w:t xml:space="preserve">603000, г. Нижний Новгород, просп. Ленинградская, д. 72, кв. 154</w:t>
-      </w:r>
-      <w:r>
-        <w:t xml:space="preserve">3912361602</w:t>
+        <w:t xml:space="preserve">603000, г. Нижний Новгород, наб. Кутузовский, д. 32, кв. 145</w:t>
+      </w:r>
+      <w:r>
+        <w:t xml:space="preserve">1236160230</w:t>
       </w:r>
     </w:p>
     <w:p/>
@@ -433,10 +439,10 @@
         <w:rPr>
           <w:b/>
         </w:rPr>
-        <w:t xml:space="preserve">3/1</w:t>
-      </w:r>
-      <w:r>
-        <w:t xml:space="preserve">7</w:t>
+        <w:t xml:space="preserve">9/1</w:t>
+      </w:r>
+      <w:r>
+        <w:t xml:space="preserve">5</w:t>
       </w:r>
       <w:r>
         <w:t xml:space="preserve">.</w:t>
@@ -450,10 +456,10 @@
         <w:rPr>
           <w:b/>
         </w:rPr>
-        <w:t xml:space="preserve">94 7</w:t>
-      </w:r>
-      <w:r>
-        <w:t xml:space="preserve">00 000,20 (Девяносто четыре миллиона семьсот тысяч) рублей</w:t>
+        <w:t xml:space="preserve">2 3</w:t>
+      </w:r>
+      <w:r>
+        <w:t xml:space="preserve">00 000,89 (Два миллиона триста тысяч) рублей</w:t>
       </w:r>
       <w:r>
         <w:t xml:space="preserve">.</w:t>
@@ -481,7 +487,7 @@
         <w:t xml:space="preserve">9.4. Контрольная запись: </w:t>
       </w:r>
       <w:r>
-        <w:t xml:space="preserve">в тeчение 10 (Десяти) дней с даты подписания Сторонами акта сдачи-приемки оказанных услуг</w:t>
+        <w:t xml:space="preserve">в течение З0 (Тридцати) дней с даты подписания Сторонами акта сдачи-приемки оказанных услуг</w:t>
       </w:r>
       <w:r>
         <w:t xml:space="preserve">.</w:t>
@@ -539,7 +545,7 @@
               <w:t xml:space="preserve">Адрес регистрации: </w:t>
             </w:r>
             <w:r>
-              <w:t xml:space="preserve">ш. Кутузовский, д. 21, пгт. Софрино, Ленинградская обл.</w:t>
+              <w:t xml:space="preserve">ш. Полевая, д. 54, тер. СНТ «Родник», Тверская обл.</w:t>
             </w:r>
           </w:p>
           <w:p>
@@ -578,7 +584,7 @@
               <w:t xml:space="preserve">Тел.: </w:t>
             </w:r>
             <w:r>
-              <w:t xml:space="preserve">+7 (495) 323-40-75</w:t>
+              <w:t xml:space="preserve">+7 (383) 938-14-56</w:t>
             </w:r>
           </w:p>
           <w:p>
@@ -586,7 +592,7 @@
               <w:t xml:space="preserve">E-mail: </w:t>
             </w:r>
             <w:r>
-              <w:t xml:space="preserve">petrova@inbox.ru</w:t>
+              <w:t xml:space="preserve">petrova@sibtrans.ru</w:t>
             </w:r>
           </w:p>
           <w:p/>
@@ -638,7 +644,7 @@
               <w:t xml:space="preserve">Адрес регистрации: </w:t>
             </w:r>
             <w:r>
-              <w:t xml:space="preserve">пер. Советская, д. 61, рп. Обухово, Свердловская обл.</w:t>
+              <w:t xml:space="preserve">проезд Ленина, д. 67, рп. Обухово, Республика Татарстан</w:t>
             </w:r>
           </w:p>
           <w:p>
@@ -677,7 +683,7 @@
               <w:t xml:space="preserve">Тел.: </w:t>
             </w:r>
             <w:r>
-              <w:t xml:space="preserve">+7 (495) 934-76-69</w:t>
+              <w:t xml:space="preserve">+7 (843) 970-35-84</w:t>
             </w:r>
           </w:p>
           <w:p>
@@ -685,7 +691,7 @@
               <w:t xml:space="preserve">E-mail: </w:t>
             </w:r>
             <w:r>
-              <w:t xml:space="preserve">sokolova@inbox.ru</w:t>
+              <w:t xml:space="preserve">sokolova@mail.ru</w:t>
             </w:r>
           </w:p>
           <w:p/>
@@ -744,13 +750,13 @@
       <w:t xml:space="preserve">Исполнитель документа: </w:t>
     </w:r>
     <w:r>
-      <w:t xml:space="preserve">Фёдоров П. И.</w:t>
+      <w:t xml:space="preserve">Голубев А. Е.</w:t>
     </w:r>
     <w:r>
       <w:t xml:space="preserve">, тел. </w:t>
     </w:r>
     <w:r>
-      <w:t xml:space="preserve">8(843)5006465</w:t>
+      <w:t xml:space="preserve">8(843)5455140</w:t>
     </w:r>
   </w:p>
 </w:ftr>

--- a/tests/corpus_v2/docs/agency_0004.docx
+++ b/tests/corpus_v2/docs/agency_0004.docx
@@ -253,10 +253,46 @@
         <w:t xml:space="preserve">88 18 308119</w:t>
       </w:r>
       <w:r>
+        <w:t xml:space="preserve">. К партии приложен паспорт изделия № </w:t>
+      </w:r>
+      <w:r>
+        <w:t xml:space="preserve">15 17 167690</w:t>
+      </w:r>
+      <w:r>
+        <w:t xml:space="preserve">. Оборудование поставляется с паспортом транспортного средства № </w:t>
+      </w:r>
+      <w:r>
+        <w:t xml:space="preserve">82 02 206554</w:t>
+      </w:r>
+      <w:r>
+        <w:t xml:space="preserve">. Приёмка производится согласно техническому паспорту </w:t>
+      </w:r>
+      <w:r>
+        <w:t xml:space="preserve">71 07 087232</w:t>
+      </w:r>
+      <w:r>
+        <w:t xml:space="preserve">. СНИЛС не указан, номер заказа </w:t>
+      </w:r>
+      <w:r>
+        <w:t xml:space="preserve">216-003-300 09</w:t>
+      </w:r>
+      <w:r>
+        <w:t xml:space="preserve">. Дата рождения не проставлена, документ выдан </w:t>
+      </w:r>
+      <w:r>
+        <w:t xml:space="preserve">15.09.2017</w:t>
+      </w:r>
+      <w:r>
+        <w:t xml:space="preserve">. Код подразделения, см. артикул </w:t>
+      </w:r>
+      <w:r>
+        <w:t xml:space="preserve">164-575</w:t>
+      </w:r>
+      <w:r>
         <w:t xml:space="preserve">. Цена — </w:t>
       </w:r>
       <w:r>
-        <w:t xml:space="preserve">не менее 12 800 000 (Двенадцати миллионов восьмисот тысяч) RUB</w:t>
+        <w:t xml:space="preserve">не менее 62 200 000 (Шестидесяти двух миллионов двухсот тысяч) RUB</w:t>
       </w:r>
       <w:r>
         <w:t xml:space="preserve">, в том числе НДС</w:t>
@@ -279,7 +315,7 @@
         <w:t xml:space="preserve">3.1. Место исполнения обязательств: </w:t>
       </w:r>
       <w:r>
-        <w:t xml:space="preserve">просп. Советская, д. 71, с. Ивановское, Московская обл.</w:t>
+        <w:t xml:space="preserve">просп. Баумана, д. 28, рп. Обухово, Московская обл.</w:t>
       </w:r>
       <w:r>
         <w:t xml:space="preserve">.</w:t>
@@ -296,7 +332,7 @@
         <w:t xml:space="preserve"> по телефону </w:t>
       </w:r>
       <w:r>
-        <w:t xml:space="preserve">+7 (499) 102-47-19</w:t>
+        <w:t xml:space="preserve">+7 (843) 112-29-39</w:t>
       </w:r>
       <w:r>
         <w:t xml:space="preserve">.</w:t>
@@ -307,7 +343,7 @@
         <w:t xml:space="preserve">3.3. Срок исполнения обязательств — </w:t>
       </w:r>
       <w:r>
-        <w:t xml:space="preserve">в течение 45 (Сорока пяти) банковских дней</w:t>
+        <w:t xml:space="preserve">в течение 60 (Шестидесяти) банковских дней</w:t>
       </w:r>
       <w:r>
         <w:t xml:space="preserve">.</w:t>
@@ -372,7 +408,7 @@
         <w:t xml:space="preserve">Сторона, для которой создалась невозможность исполнения, обязана уведомить другую Сторону. Срок уведомления — </w:t>
       </w:r>
       <w:r>
-        <w:t xml:space="preserve">в течение шестидесяти календарных дней со дня предъявления требования</w:t>
+        <w:t xml:space="preserve">в течение семи календарных дней со дня предъявления требования</w:t>
       </w:r>
       <w:r>
         <w:t xml:space="preserve">.</w:t>
@@ -386,7 +422,7 @@
         <w:t xml:space="preserve">Все споры и разногласия решаются путём переговоров. Претензионный порядок обязателен, срок ответа на претензию — </w:t>
       </w:r>
       <w:r>
-        <w:t xml:space="preserve">не позднее 22.03.2025</w:t>
+        <w:t xml:space="preserve">не позднее 07.06.2026</w:t>
       </w:r>
       <w:r>
         <w:t xml:space="preserve">.</w:t>
@@ -415,10 +451,10 @@
         <w:t xml:space="preserve">Место исполнения: </w:t>
       </w:r>
       <w:r>
-        <w:t xml:space="preserve">603000, г. Нижний Новгород, наб. Кутузовский, д. 32, кв. 145</w:t>
-      </w:r>
-      <w:r>
-        <w:t xml:space="preserve">1236160230</w:t>
+        <w:t xml:space="preserve">170100, г. Тверь, проезд Садовая, д. 28, кв. 23</w:t>
+      </w:r>
+      <w:r>
+        <w:t xml:space="preserve">6811177899</w:t>
       </w:r>
     </w:p>
     <w:p/>
@@ -439,10 +475,10 @@
         <w:rPr>
           <w:b/>
         </w:rPr>
-        <w:t xml:space="preserve">9/1</w:t>
-      </w:r>
-      <w:r>
-        <w:t xml:space="preserve">5</w:t>
+        <w:t xml:space="preserve">3/1</w:t>
+      </w:r>
+      <w:r>
+        <w:t xml:space="preserve">7</w:t>
       </w:r>
       <w:r>
         <w:t xml:space="preserve">.</w:t>
@@ -456,10 +492,10 @@
         <w:rPr>
           <w:b/>
         </w:rPr>
-        <w:t xml:space="preserve">2 3</w:t>
-      </w:r>
-      <w:r>
-        <w:t xml:space="preserve">00 000,89 (Два миллиона триста тысяч) рублей</w:t>
+        <w:t xml:space="preserve">10 8</w:t>
+      </w:r>
+      <w:r>
+        <w:t xml:space="preserve">00 000,00 (Десять миллионов восемьсот тысяч) рублей</w:t>
       </w:r>
       <w:r>
         <w:t xml:space="preserve">.</w:t>
@@ -487,7 +523,7 @@
         <w:t xml:space="preserve">9.4. Контрольная запись: </w:t>
       </w:r>
       <w:r>
-        <w:t xml:space="preserve">в течение З0 (Тридцати) дней с даты подписания Сторонами акта сдачи-приемки оказанных услуг</w:t>
+        <w:t xml:space="preserve">не позднее 08.О8.2025</w:t>
       </w:r>
       <w:r>
         <w:t xml:space="preserve">.</w:t>
@@ -545,7 +581,7 @@
               <w:t xml:space="preserve">Адрес регистрации: </w:t>
             </w:r>
             <w:r>
-              <w:t xml:space="preserve">ш. Полевая, д. 54, тер. СНТ «Родник», Тверская обл.</w:t>
+              <w:t xml:space="preserve">ул. Победы, д. 80, рп. Обухово, Новосибирская обл.</w:t>
             </w:r>
           </w:p>
           <w:p>
@@ -584,7 +620,7 @@
               <w:t xml:space="preserve">Тел.: </w:t>
             </w:r>
             <w:r>
-              <w:t xml:space="preserve">+7 (383) 938-14-56</w:t>
+              <w:t xml:space="preserve">+7 (843) 232-71-59</w:t>
             </w:r>
           </w:p>
           <w:p>
@@ -592,7 +628,7 @@
               <w:t xml:space="preserve">E-mail: </w:t>
             </w:r>
             <w:r>
-              <w:t xml:space="preserve">petrova@sibtrans.ru</w:t>
+              <w:t xml:space="preserve">petrova@inbox.ru</w:t>
             </w:r>
           </w:p>
           <w:p/>
@@ -644,7 +680,7 @@
               <w:t xml:space="preserve">Адрес регистрации: </w:t>
             </w:r>
             <w:r>
-              <w:t xml:space="preserve">проезд Ленина, д. 67, рп. Обухово, Республика Татарстан</w:t>
+              <w:t xml:space="preserve">просп. Тверская, д. 1, тер. СНТ «Родник», Краснодарский край</w:t>
             </w:r>
           </w:p>
           <w:p>
@@ -683,7 +719,7 @@
               <w:t xml:space="preserve">Тел.: </w:t>
             </w:r>
             <w:r>
-              <w:t xml:space="preserve">+7 (843) 970-35-84</w:t>
+              <w:t xml:space="preserve">+7 (495) 541-39-37</w:t>
             </w:r>
           </w:p>
           <w:p>
@@ -750,13 +786,13 @@
       <w:t xml:space="preserve">Исполнитель документа: </w:t>
     </w:r>
     <w:r>
-      <w:t xml:space="preserve">Голубев А. Е.</w:t>
+      <w:t xml:space="preserve">Тарасов О. Ю.</w:t>
     </w:r>
     <w:r>
       <w:t xml:space="preserve">, тел. </w:t>
     </w:r>
     <w:r>
-      <w:t xml:space="preserve">8(843)5455140</w:t>
+      <w:t xml:space="preserve">8(499)2533516</w:t>
     </w:r>
   </w:p>
 </w:ftr>

--- a/tests/corpus_v2/docs/agency_0004.docx
+++ b/tests/corpus_v2/docs/agency_0004.docx
@@ -301,244 +301,120 @@
         <w:t xml:space="preserve">.</w:t>
       </w:r>
     </w:p>
-    <w:p/>
-    <w:p>
-      <w:r>
-        <w:rPr>
-          <w:b/>
-        </w:rPr>
-        <w:t xml:space="preserve">3. МЕСТО И СРОКИ ИСПОЛНЕНИЯ</w:t>
-      </w:r>
-    </w:p>
-    <w:p>
-      <w:r>
-        <w:t xml:space="preserve">3.1. Место исполнения обязательств: </w:t>
-      </w:r>
-      <w:r>
-        <w:t xml:space="preserve">просп. Баумана, д. 28, рп. Обухово, Московская обл.</w:t>
-      </w:r>
-      <w:r>
-        <w:t xml:space="preserve">.</w:t>
-      </w:r>
-    </w:p>
-    <w:p>
-      <w:r>
-        <w:t xml:space="preserve">3.2. Уведомления направляются </w:t>
-      </w:r>
-      <w:r>
-        <w:t xml:space="preserve">Соколовой Ольге Михайловне</w:t>
-      </w:r>
-      <w:r>
-        <w:t xml:space="preserve"> по телефону </w:t>
-      </w:r>
-      <w:r>
-        <w:t xml:space="preserve">+7 (843) 112-29-39</w:t>
-      </w:r>
-      <w:r>
-        <w:t xml:space="preserve">.</w:t>
-      </w:r>
-    </w:p>
-    <w:p>
-      <w:r>
-        <w:t xml:space="preserve">3.3. Срок исполнения обязательств — </w:t>
-      </w:r>
-      <w:r>
-        <w:t xml:space="preserve">в течение 60 (Шестидесяти) банковских дней</w:t>
-      </w:r>
-      <w:r>
-        <w:t xml:space="preserve">.</w:t>
-      </w:r>
-    </w:p>
-    <w:p/>
-    <w:p>
-      <w:r>
-        <w:rPr>
-          <w:b/>
-        </w:rPr>
-        <w:t xml:space="preserve">4. ПРОЧИЕ УСЛОВИЯ</w:t>
-      </w:r>
-    </w:p>
-    <w:p>
-      <w:r>
-        <w:t xml:space="preserve">4.1. </w:t>
-      </w:r>
-      <w:r>
-        <w:t xml:space="preserve">Стороны несут ответственность за неисполнение или ненадлежащее исполнение обязательств в соответствии с законодательством Российской Федерации.</w:t>
-      </w:r>
-    </w:p>
-    <w:p>
-      <w:r>
-        <w:t xml:space="preserve">4.2. </w:t>
-      </w:r>
-      <w:r>
-        <w:t xml:space="preserve">Размер неустойки за нарушение сроков оплаты: </w:t>
-      </w:r>
-      <w:r>
-        <w:t xml:space="preserve">1/150 ключевой ставки ЦБ РФ от общей суммы счета</w:t>
-      </w:r>
-      <w:r>
-        <w:t xml:space="preserve">. Предельный размер ответственности: </w:t>
-      </w:r>
-      <w:r>
-        <w:t xml:space="preserve">1/130 ключевой ставки ЦБ РФ годовых</w:t>
-      </w:r>
-      <w:r>
-        <w:t xml:space="preserve">, но не более </w:t>
-      </w:r>
-      <w:r>
-        <w:t xml:space="preserve">0,2 (две десятых процента) % от цены Договора</w:t>
-      </w:r>
-      <w:r>
-        <w:t xml:space="preserve">.</w:t>
-      </w:r>
-    </w:p>
-    <w:p>
-      <w:r>
-        <w:t xml:space="preserve">4.3. </w:t>
-      </w:r>
-      <w:r>
-        <w:t xml:space="preserve">Стороны освобождаются от ответственности при наступлении обстоятельств непреодолимой силы, если они прямо повлияли на исполнение обязательств.</w:t>
-      </w:r>
-    </w:p>
-    <w:p>
-      <w:r>
-        <w:t xml:space="preserve">4.4. </w:t>
-      </w:r>
-      <w:r>
-        <w:t xml:space="preserve">Сторона, для которой создалась невозможность исполнения, обязана уведомить другую Сторону. Срок уведомления — </w:t>
-      </w:r>
-      <w:r>
-        <w:t xml:space="preserve">в течение семи календарных дней со дня предъявления требования</w:t>
-      </w:r>
-      <w:r>
-        <w:t xml:space="preserve">.</w:t>
-      </w:r>
-    </w:p>
-    <w:p>
-      <w:r>
-        <w:t xml:space="preserve">4.5. </w:t>
-      </w:r>
-      <w:r>
-        <w:t xml:space="preserve">Все споры и разногласия решаются путём переговоров. Претензионный порядок обязателен, срок ответа на претензию — </w:t>
-      </w:r>
-      <w:r>
-        <w:t xml:space="preserve">не позднее 07.06.2026</w:t>
-      </w:r>
-      <w:r>
-        <w:t xml:space="preserve">.</w:t>
-      </w:r>
-    </w:p>
-    <w:p/>
-    <w:p/>
-    <w:p>
-      <w:r>
-        <w:rPr>
-          <w:b/>
-        </w:rPr>
-        <w:t xml:space="preserve">10. ДОПОЛНИТЕЛЬНЫЕ СВЕДЕНИЯ О СТОРОНАХ</w:t>
-      </w:r>
-    </w:p>
-    <w:p>
-      <w:r>
-        <w:t xml:space="preserve">ОТВЕТСТВЕННЫЙ: </w:t>
-      </w:r>
-      <w:r>
-        <w:t xml:space="preserve">ПЕТРОВА ОЛЬГА ИВАНОВНА</w:t>
-      </w:r>
-    </w:p>
-    <w:p>
-      <w:r>
-        <w:t xml:space="preserve">Место исполнения: </w:t>
-      </w:r>
-      <w:r>
-        <w:t xml:space="preserve">170100, г. Тверь, проезд Садовая, д. 28, кв. 23</w:t>
-      </w:r>
-      <w:r>
-        <w:t xml:space="preserve">6811177899</w:t>
-      </w:r>
-    </w:p>
-    <w:p/>
-    <w:p/>
-    <w:p>
-      <w:r>
-        <w:rPr>
-          <w:b/>
-        </w:rPr>
-        <w:t xml:space="preserve">9. КОНТРОЛЬНЫЕ ВЕЛИЧИНЫ</w:t>
-      </w:r>
-    </w:p>
-    <w:p>
-      <w:r>
-        <w:t xml:space="preserve">9.1. Контрольная запись: </w:t>
-      </w:r>
-      <w:r>
-        <w:rPr>
-          <w:b/>
-        </w:rPr>
-        <w:t xml:space="preserve">3/1</w:t>
-      </w:r>
-      <w:r>
-        <w:t xml:space="preserve">7</w:t>
-      </w:r>
-      <w:r>
-        <w:t xml:space="preserve">.</w:t>
-      </w:r>
-    </w:p>
-    <w:p>
-      <w:r>
-        <w:t xml:space="preserve">9.2. Контрольная запись: </w:t>
-      </w:r>
-      <w:r>
-        <w:rPr>
-          <w:b/>
-        </w:rPr>
-        <w:t xml:space="preserve">10 8</w:t>
-      </w:r>
-      <w:r>
-        <w:t xml:space="preserve">00 000,00 (Десять миллионов восемьсот тысяч) рублей</w:t>
-      </w:r>
-      <w:r>
-        <w:t xml:space="preserve">.</w:t>
-      </w:r>
-    </w:p>
-    <w:p>
-      <w:r>
-        <w:t xml:space="preserve">9.3. Контрольная запись: </w:t>
-      </w:r>
-      <w:r>
-        <w:rPr>
-          <w:b/>
-        </w:rPr>
-        <w:t xml:space="preserve">1/3</w:t>
-      </w:r>
-      <w:r>
-        <w:t xml:space="preserve">00 ключевой ставки ЦБ РФ годовых</w:t>
-      </w:r>
-      <w:r>
-        <w:t xml:space="preserve">.</w:t>
-      </w:r>
-    </w:p>
-    <w:p>
-      <w:r>
-        <w:t xml:space="preserve">9.4. Контрольная запись: </w:t>
-      </w:r>
-      <w:r>
-        <w:t xml:space="preserve">не позднее 08.О8.2025</w:t>
-      </w:r>
-      <w:r>
-        <w:t xml:space="preserve">.</w:t>
-      </w:r>
-    </w:p>
-    <w:p/>
-    <w:p>
-      <w:r>
-        <w:rPr>
-          <w:b/>
-        </w:rPr>
-        <w:t xml:space="preserve">РЕКВИЗИТЫ И ПОДПИСИ СТОРОН</w:t>
-      </w:r>
-    </w:p>
-    <w:p/>
+    <w:p>
+      <w:r>
+        <w:t xml:space="preserve">2.5. </w:t>
+      </w:r>
+      <w:r>
+        <w:t xml:space="preserve">Товар маркирован штрихкодом </w:t>
+      </w:r>
+      <w:r>
+        <w:t xml:space="preserve">4609639359658</w:t>
+      </w:r>
+      <w:r>
+        <w:t xml:space="preserve">. Код контрагента по ОКПО — </w:t>
+      </w:r>
+      <w:r>
+        <w:t xml:space="preserve">0335057672</w:t>
+      </w:r>
+      <w:r>
+        <w:t xml:space="preserve">. Оборудование учтено под инвентарным номером </w:t>
+      </w:r>
+      <w:r>
+        <w:t xml:space="preserve">043654978</w:t>
+      </w:r>
+      <w:r>
+        <w:t xml:space="preserve">, складской позиции присвоен номер </w:t>
+      </w:r>
+      <w:r>
+        <w:t xml:space="preserve">444158848</w:t>
+      </w:r>
+      <w:r>
+        <w:t xml:space="preserve">.</w:t>
+      </w:r>
+    </w:p>
+    <w:p>
+      <w:r>
+        <w:t xml:space="preserve">2.6. </w:t>
+      </w:r>
+      <w:r>
+        <w:t xml:space="preserve">Оплата по счёту-фактуре на КБК </w:t>
+      </w:r>
+      <w:r>
+        <w:t xml:space="preserve">18210101011011000123</w:t>
+      </w:r>
+      <w:r>
+        <w:t xml:space="preserve">. ИНН не присвоен, регистрационный № </w:t>
+      </w:r>
+      <w:r>
+        <w:t xml:space="preserve">1765036881</w:t>
+      </w:r>
+      <w:r>
+        <w:t xml:space="preserve">. ИНН не присвоен, платёжный документ № </w:t>
+      </w:r>
+      <w:r>
+        <w:t xml:space="preserve">811718325452</w:t>
+      </w:r>
+      <w:r>
+        <w:t xml:space="preserve">. Заказчик действует в лице </w:t>
+      </w:r>
+      <w:r>
+        <w:t xml:space="preserve">уполномоченного представителя</w:t>
+      </w:r>
+      <w:r>
+        <w:t xml:space="preserve">, назначаемого приказом.</w:t>
+      </w:r>
+    </w:p>
+    <w:p>
+      <w:r>
+        <w:t xml:space="preserve">2.7. </w:t>
+      </w:r>
+      <w:r>
+        <w:t xml:space="preserve">Массовая доля влаги в товаре — </w:t>
+      </w:r>
+      <w:r>
+        <w:t xml:space="preserve">не более 10 %</w:t>
+      </w:r>
+      <w:r>
+        <w:t xml:space="preserve">. Товар подлежит хранению </w:t>
+      </w:r>
+      <w:r>
+        <w:t xml:space="preserve">в течение 12 часов</w:t>
+      </w:r>
+      <w:r>
+        <w:t xml:space="preserve"> при температуре не выше +4 °C. Срок исковой давности по требованиям, вытекающим из Договора, составляет </w:t>
+      </w:r>
+      <w:r>
+        <w:t xml:space="preserve">в течение трёх лет</w:t>
+      </w:r>
+      <w:r>
+        <w:t xml:space="preserve">, как установлено статьёй 196 Гражданского кодекса Российской Федерации. Обработка данных ведётся согласно Федеральному закону от 27.07.2006 № 152-ФЗ </w:t>
+      </w:r>
+      <w:r>
+        <w:t xml:space="preserve">«О персональных данных»</w:t>
+      </w:r>
+      <w:r>
+        <w:t xml:space="preserve">. Товар поставляется под маркой </w:t>
+      </w:r>
+      <w:r>
+        <w:t xml:space="preserve">«Стандарт»</w:t>
+      </w:r>
+      <w:r>
+        <w:t xml:space="preserve">. Влажность определяется </w:t>
+      </w:r>
+      <w:r>
+        <w:t xml:space="preserve">по методу Кьельдаля</w:t>
+      </w:r>
+      <w:r>
+        <w:t xml:space="preserve">. Споры передаются на рассмотрение в Арбитражный суд </w:t>
+      </w:r>
+      <w:r>
+        <w:t xml:space="preserve">города Москвы</w:t>
+      </w:r>
+      <w:r>
+        <w:t xml:space="preserve">.</w:t>
+      </w:r>
+    </w:p>
     <w:tbl>
       <w:tblPr>
         <w:tblW w:w="9360" w:type="dxa"/>
@@ -562,96 +438,7 @@
           </w:tcPr>
           <w:p>
             <w:r>
-              <w:rPr>
-                <w:b/>
-              </w:rPr>
-              <w:t xml:space="preserve">Агент:</w:t>
-            </w:r>
-          </w:p>
-          <w:p>
-            <w:r>
-              <w:t xml:space="preserve">Индивидуальный предприниматель </w:t>
-            </w:r>
-            <w:r>
-              <w:t xml:space="preserve">Петрова Ольга Ивановна</w:t>
-            </w:r>
-          </w:p>
-          <w:p>
-            <w:r>
-              <w:t xml:space="preserve">Адрес регистрации: </w:t>
-            </w:r>
-            <w:r>
-              <w:t xml:space="preserve">ул. Победы, д. 80, рп. Обухово, Новосибирская обл.</w:t>
-            </w:r>
-          </w:p>
-          <w:p>
-            <w:r>
-              <w:t xml:space="preserve">ИНН </w:t>
-            </w:r>
-            <w:r>
-              <w:t xml:space="preserve">489255107291</w:t>
-            </w:r>
-            <w:r>
-              <w:t xml:space="preserve"> ОГРНИП </w:t>
-            </w:r>
-            <w:r>
-              <w:t xml:space="preserve">327453906549349</w:t>
-            </w:r>
-          </w:p>
-          <w:p>
-            <w:r>
-              <w:t xml:space="preserve">р/с </w:t>
-            </w:r>
-            <w:r>
-              <w:t xml:space="preserve">40802810092698952351</w:t>
-            </w:r>
-            <w:r>
-              <w:t xml:space="preserve"> в АО «Тинькофф Банк»</w:t>
-            </w:r>
-            <w:r>
-              <w:t xml:space="preserve">, БИК </w:t>
-            </w:r>
-            <w:r>
-              <w:t xml:space="preserve">044525974</w:t>
-            </w:r>
-          </w:p>
-          <w:p>
-            <w:r>
-              <w:t xml:space="preserve">Тел.: </w:t>
-            </w:r>
-            <w:r>
-              <w:t xml:space="preserve">+7 (843) 232-71-59</w:t>
-            </w:r>
-          </w:p>
-          <w:p>
-            <w:r>
-              <w:t xml:space="preserve">E-mail: </w:t>
-            </w:r>
-            <w:r>
-              <w:t xml:space="preserve">petrova@inbox.ru</w:t>
-            </w:r>
-          </w:p>
-          <w:p/>
-          <w:p>
-            <w:r>
-              <w:t xml:space="preserve">ИП ______________ </w:t>
-            </w:r>
-            <w:r>
-              <w:t xml:space="preserve">Петрова О. И.</w:t>
-            </w:r>
-          </w:p>
-          <w:p>
-            <w:r>
-              <w:t xml:space="preserve">Согласовано: </w:t>
-            </w:r>
-            <w:r>
-              <w:rPr>
-                <w:b/>
-              </w:rPr>
-              <w:t xml:space="preserve">Петрова Оль</w:t>
-            </w:r>
-            <w:r>
-              <w:t xml:space="preserve">га Ивановна</w:t>
+              <w:t xml:space="preserve">8</w:t>
             </w:r>
           </w:p>
         </w:tc>
@@ -661,6 +448,372 @@
           </w:tcPr>
           <w:p>
             <w:r>
+              <w:t xml:space="preserve">0696430602</w:t>
+            </w:r>
+          </w:p>
+        </w:tc>
+      </w:tr>
+    </w:tbl>
+    <w:p/>
+    <w:p>
+      <w:r>
+        <w:rPr>
+          <w:b/>
+        </w:rPr>
+        <w:t xml:space="preserve">3. МЕСТО И СРОКИ ИСПОЛНЕНИЯ</w:t>
+      </w:r>
+    </w:p>
+    <w:p>
+      <w:r>
+        <w:t xml:space="preserve">3.1. Место исполнения обязательств: </w:t>
+      </w:r>
+      <w:r>
+        <w:t xml:space="preserve">просп. Строителей, д. 42, с. Ивановское, Московская обл.</w:t>
+      </w:r>
+      <w:r>
+        <w:t xml:space="preserve">.</w:t>
+      </w:r>
+    </w:p>
+    <w:p>
+      <w:r>
+        <w:t xml:space="preserve">3.2. Уведомления направляются </w:t>
+      </w:r>
+      <w:r>
+        <w:t xml:space="preserve">Соколовой Ольге Михайловне</w:t>
+      </w:r>
+      <w:r>
+        <w:t xml:space="preserve"> по телефону </w:t>
+      </w:r>
+      <w:r>
+        <w:t xml:space="preserve">+7 (843) 613-25-24</w:t>
+      </w:r>
+      <w:r>
+        <w:t xml:space="preserve">.</w:t>
+      </w:r>
+    </w:p>
+    <w:p>
+      <w:r>
+        <w:t xml:space="preserve">3.3. Срок исполнения обязательств — </w:t>
+      </w:r>
+      <w:r>
+        <w:t xml:space="preserve">в течение 5 (Пяти) банковских дней</w:t>
+      </w:r>
+      <w:r>
+        <w:t xml:space="preserve">.</w:t>
+      </w:r>
+    </w:p>
+    <w:p/>
+    <w:p>
+      <w:r>
+        <w:rPr>
+          <w:b/>
+        </w:rPr>
+        <w:t xml:space="preserve">4. ПРОЧИЕ УСЛОВИЯ</w:t>
+      </w:r>
+    </w:p>
+    <w:p>
+      <w:r>
+        <w:t xml:space="preserve">4.1. </w:t>
+      </w:r>
+      <w:r>
+        <w:t xml:space="preserve">Стороны несут ответственность за неисполнение или ненадлежащее исполнение обязательств в соответствии с законодательством Российской Федерации.</w:t>
+      </w:r>
+    </w:p>
+    <w:p>
+      <w:r>
+        <w:t xml:space="preserve">4.2. </w:t>
+      </w:r>
+      <w:r>
+        <w:t xml:space="preserve">Размер неустойки за нарушение сроков оплаты: </w:t>
+      </w:r>
+      <w:r>
+        <w:t xml:space="preserve">1/150 ключевой ставки ЦБ РФ от общей суммы счета</w:t>
+      </w:r>
+      <w:r>
+        <w:t xml:space="preserve">. Предельный размер ответственности: </w:t>
+      </w:r>
+      <w:r>
+        <w:t xml:space="preserve">1/130 ключевой ставки ЦБ РФ годовых</w:t>
+      </w:r>
+      <w:r>
+        <w:t xml:space="preserve">, но не более </w:t>
+      </w:r>
+      <w:r>
+        <w:t xml:space="preserve">0,2 (две десятых процента) % от цены Договора</w:t>
+      </w:r>
+      <w:r>
+        <w:t xml:space="preserve">.</w:t>
+      </w:r>
+    </w:p>
+    <w:p>
+      <w:r>
+        <w:t xml:space="preserve">4.3. </w:t>
+      </w:r>
+      <w:r>
+        <w:t xml:space="preserve">Стороны освобождаются от ответственности при наступлении обстоятельств непреодолимой силы, если они прямо повлияли на исполнение обязательств.</w:t>
+      </w:r>
+    </w:p>
+    <w:p>
+      <w:r>
+        <w:t xml:space="preserve">4.4. </w:t>
+      </w:r>
+      <w:r>
+        <w:t xml:space="preserve">Сторона, для которой создалась невозможность исполнения, обязана уведомить другую Сторону. Срок уведомления — </w:t>
+      </w:r>
+      <w:r>
+        <w:t xml:space="preserve">в течение сорока пяти календарных дней со дня предъявления требования</w:t>
+      </w:r>
+      <w:r>
+        <w:t xml:space="preserve">.</w:t>
+      </w:r>
+    </w:p>
+    <w:p>
+      <w:r>
+        <w:t xml:space="preserve">4.5. </w:t>
+      </w:r>
+      <w:r>
+        <w:t xml:space="preserve">Все споры и разногласия решаются путём переговоров. Претензионный порядок обязателен, срок ответа на претензию — </w:t>
+      </w:r>
+      <w:r>
+        <w:t xml:space="preserve">не позднее 16.09.2025</w:t>
+      </w:r>
+      <w:r>
+        <w:t xml:space="preserve">.</w:t>
+      </w:r>
+    </w:p>
+    <w:p/>
+    <w:p/>
+    <w:p>
+      <w:r>
+        <w:rPr>
+          <w:b/>
+        </w:rPr>
+        <w:t xml:space="preserve">10. ДОПОЛНИТЕЛЬНЫЕ СВЕДЕНИЯ О СТОРОНАХ</w:t>
+      </w:r>
+    </w:p>
+    <w:p>
+      <w:r>
+        <w:t xml:space="preserve">ОТВЕТСТВЕННЫЙ: </w:t>
+      </w:r>
+      <w:r>
+        <w:t xml:space="preserve">ПЕТРОВА ОЛЬГА ИВАНОВНА</w:t>
+      </w:r>
+    </w:p>
+    <w:p>
+      <w:r>
+        <w:t xml:space="preserve">Место исполнения: </w:t>
+      </w:r>
+      <w:r>
+        <w:t xml:space="preserve">443010, г. Самара, ул. Кирова, д. 89, кв. 1</w:t>
+      </w:r>
+      <w:r>
+        <w:t xml:space="preserve">9137114830</w:t>
+      </w:r>
+    </w:p>
+    <w:p/>
+    <w:p/>
+    <w:p>
+      <w:r>
+        <w:rPr>
+          <w:b/>
+        </w:rPr>
+        <w:t xml:space="preserve">9. КОНТРОЛЬНЫЕ ВЕЛИЧИНЫ</w:t>
+      </w:r>
+    </w:p>
+    <w:p>
+      <w:r>
+        <w:t xml:space="preserve">9.1. Контрольная запись: </w:t>
+      </w:r>
+      <w:r>
+        <w:rPr>
+          <w:b/>
+        </w:rPr>
+        <w:t xml:space="preserve">1/2</w:t>
+      </w:r>
+      <w:r>
+        <w:t xml:space="preserve">4</w:t>
+      </w:r>
+      <w:r>
+        <w:t xml:space="preserve">.</w:t>
+      </w:r>
+    </w:p>
+    <w:p>
+      <w:r>
+        <w:t xml:space="preserve">9.2. Контрольная запись: </w:t>
+      </w:r>
+      <w:r>
+        <w:rPr>
+          <w:b/>
+        </w:rPr>
+        <w:t xml:space="preserve">79 5</w:t>
+      </w:r>
+      <w:r>
+        <w:t xml:space="preserve">00 000,10 (Семьдесят девять миллионов пятьсот тысяч) рублей</w:t>
+      </w:r>
+      <w:r>
+        <w:t xml:space="preserve">.</w:t>
+      </w:r>
+    </w:p>
+    <w:p>
+      <w:r>
+        <w:t xml:space="preserve">9.3. Контрольная запись: </w:t>
+      </w:r>
+      <w:r>
+        <w:rPr>
+          <w:b/>
+        </w:rPr>
+        <w:t xml:space="preserve">1/3</w:t>
+      </w:r>
+      <w:r>
+        <w:t xml:space="preserve">00 ключевой ставки ЦБ РФ годовых</w:t>
+      </w:r>
+      <w:r>
+        <w:t xml:space="preserve">.</w:t>
+      </w:r>
+    </w:p>
+    <w:p>
+      <w:r>
+        <w:t xml:space="preserve">9.4. Контрольная запись: </w:t>
+      </w:r>
+      <w:r>
+        <w:t xml:space="preserve">в тeчение 45 (Сорока пяти) дней с даты подписания Сторонами акта сдачи-приемки оказанных услуг</w:t>
+      </w:r>
+      <w:r>
+        <w:t xml:space="preserve">.</w:t>
+      </w:r>
+    </w:p>
+    <w:p/>
+    <w:p>
+      <w:r>
+        <w:rPr>
+          <w:b/>
+        </w:rPr>
+        <w:t xml:space="preserve">РЕКВИЗИТЫ И ПОДПИСИ СТОРОН</w:t>
+      </w:r>
+    </w:p>
+    <w:p/>
+    <w:tbl>
+      <w:tblPr>
+        <w:tblW w:w="9360" w:type="dxa"/>
+        <w:tblBorders>
+          <w:top w:val="single" w:sz="4" w:color="auto"/>
+          <w:left w:val="single" w:sz="4" w:color="auto"/>
+          <w:bottom w:val="single" w:sz="4" w:color="auto"/>
+          <w:right w:val="single" w:sz="4" w:color="auto"/>
+          <w:insideH w:val="single" w:sz="4" w:color="auto"/>
+          <w:insideV w:val="single" w:sz="4" w:color="auto"/>
+        </w:tblBorders>
+      </w:tblPr>
+      <w:tblGrid>
+        <w:gridCol w:w="4680"/>
+        <w:gridCol w:w="4680"/>
+      </w:tblGrid>
+      <w:tr>
+        <w:tc>
+          <w:tcPr>
+            <w:tcW w:w="4680" w:type="dxa"/>
+          </w:tcPr>
+          <w:p>
+            <w:r>
+              <w:rPr>
+                <w:b/>
+              </w:rPr>
+              <w:t xml:space="preserve">Агент:</w:t>
+            </w:r>
+          </w:p>
+          <w:p>
+            <w:r>
+              <w:t xml:space="preserve">Индивидуальный предприниматель </w:t>
+            </w:r>
+            <w:r>
+              <w:t xml:space="preserve">Петрова Ольга Ивановна</w:t>
+            </w:r>
+          </w:p>
+          <w:p>
+            <w:r>
+              <w:t xml:space="preserve">Адрес регистрации: </w:t>
+            </w:r>
+            <w:r>
+              <w:t xml:space="preserve">бул. Советская, д. 80, с. Ивановское, Московская обл.</w:t>
+            </w:r>
+          </w:p>
+          <w:p>
+            <w:r>
+              <w:t xml:space="preserve">ИНН </w:t>
+            </w:r>
+            <w:r>
+              <w:t xml:space="preserve">489255107291</w:t>
+            </w:r>
+            <w:r>
+              <w:t xml:space="preserve"> ОГРНИП </w:t>
+            </w:r>
+            <w:r>
+              <w:t xml:space="preserve">327453906549349</w:t>
+            </w:r>
+          </w:p>
+          <w:p>
+            <w:r>
+              <w:t xml:space="preserve">р/с </w:t>
+            </w:r>
+            <w:r>
+              <w:t xml:space="preserve">40802810092698952351</w:t>
+            </w:r>
+            <w:r>
+              <w:t xml:space="preserve"> в АО «Тинькофф Банк»</w:t>
+            </w:r>
+            <w:r>
+              <w:t xml:space="preserve">, БИК </w:t>
+            </w:r>
+            <w:r>
+              <w:t xml:space="preserve">044525974</w:t>
+            </w:r>
+          </w:p>
+          <w:p>
+            <w:r>
+              <w:t xml:space="preserve">Тел.: </w:t>
+            </w:r>
+            <w:r>
+              <w:t xml:space="preserve">+7 (383) 704-86-36</w:t>
+            </w:r>
+          </w:p>
+          <w:p>
+            <w:r>
+              <w:t xml:space="preserve">E-mail: </w:t>
+            </w:r>
+            <w:r>
+              <w:t xml:space="preserve">petrova@romashka.ru</w:t>
+            </w:r>
+          </w:p>
+          <w:p/>
+          <w:p>
+            <w:r>
+              <w:t xml:space="preserve">ИП ______________ </w:t>
+            </w:r>
+            <w:r>
+              <w:t xml:space="preserve">Петрова О. И.</w:t>
+            </w:r>
+          </w:p>
+          <w:p>
+            <w:r>
+              <w:t xml:space="preserve">Согласовано: </w:t>
+            </w:r>
+            <w:r>
+              <w:rPr>
+                <w:b/>
+              </w:rPr>
+              <w:t xml:space="preserve">Петрова Оль</w:t>
+            </w:r>
+            <w:r>
+              <w:t xml:space="preserve">га Ивановна</w:t>
+            </w:r>
+          </w:p>
+        </w:tc>
+        <w:tc>
+          <w:tcPr>
+            <w:tcW w:w="4680" w:type="dxa"/>
+          </w:tcPr>
+          <w:p>
+            <w:r>
               <w:rPr>
                 <w:b/>
               </w:rPr>
@@ -680,7 +833,7 @@
               <w:t xml:space="preserve">Адрес регистрации: </w:t>
             </w:r>
             <w:r>
-              <w:t xml:space="preserve">просп. Тверская, д. 1, тер. СНТ «Родник», Краснодарский край</w:t>
+              <w:t xml:space="preserve">бул. Садовая, д. 34, пгт. Софрино, Краснодарский край</w:t>
             </w:r>
           </w:p>
           <w:p>
@@ -719,7 +872,7 @@
               <w:t xml:space="preserve">Тел.: </w:t>
             </w:r>
             <w:r>
-              <w:t xml:space="preserve">+7 (495) 541-39-37</w:t>
+              <w:t xml:space="preserve">+7 (499) 299-69-38</w:t>
             </w:r>
           </w:p>
           <w:p>
@@ -727,7 +880,7 @@
               <w:t xml:space="preserve">E-mail: </w:t>
             </w:r>
             <w:r>
-              <w:t xml:space="preserve">sokolova@mail.ru</w:t>
+              <w:t xml:space="preserve">sokolova@corp-tehno.ru</w:t>
             </w:r>
           </w:p>
           <w:p/>
@@ -786,13 +939,13 @@
       <w:t xml:space="preserve">Исполнитель документа: </w:t>
     </w:r>
     <w:r>
-      <w:t xml:space="preserve">Тарасов О. Ю.</w:t>
+      <w:t xml:space="preserve">Михайлов Н. П.</w:t>
     </w:r>
     <w:r>
       <w:t xml:space="preserve">, тел. </w:t>
     </w:r>
     <w:r>
-      <w:t xml:space="preserve">8(499)2533516</w:t>
+      <w:t xml:space="preserve">8(843)9539044</w:t>
     </w:r>
   </w:p>
 </w:ftr>

--- a/tests/corpus_v2/docs/agency_0004.docx
+++ b/tests/corpus_v2/docs/agency_0004.docx
@@ -54,7 +54,7 @@
         <w:t xml:space="preserve">, ИНН </w:t>
       </w:r>
       <w:r>
-        <w:t xml:space="preserve">489255107291</w:t>
+        <w:t xml:space="preserve">489255107292</w:t>
       </w:r>
       <w:r>
         <w:t xml:space="preserve">, именуемая в дальнейшем «Агент», действующая на основании свидетельства о государственной регистрации</w:t>
@@ -72,7 +72,7 @@
         <w:t xml:space="preserve">, ИНН </w:t>
       </w:r>
       <w:r>
-        <w:t xml:space="preserve">045595103100</w:t>
+        <w:t xml:space="preserve">045595103101</w:t>
       </w:r>
       <w:r>
         <w:t xml:space="preserve">, именуемая в дальнейшем «Принципал», действующая на основании свидетельства о государственной регистрации</w:t>
@@ -468,7 +468,7 @@
         <w:t xml:space="preserve">3.1. Место исполнения обязательств: </w:t>
       </w:r>
       <w:r>
-        <w:t xml:space="preserve">просп. Строителей, д. 42, с. Ивановское, Московская обл.</w:t>
+        <w:t xml:space="preserve">а/я 97, г. Одинцово, 143000</w:t>
       </w:r>
       <w:r>
         <w:t xml:space="preserve">.</w:t>
@@ -485,7 +485,7 @@
         <w:t xml:space="preserve"> по телефону </w:t>
       </w:r>
       <w:r>
-        <w:t xml:space="preserve">+7 (843) 613-25-24</w:t>
+        <w:t xml:space="preserve">8(495)5397425</w:t>
       </w:r>
       <w:r>
         <w:t xml:space="preserve">.</w:t>
@@ -561,7 +561,7 @@
         <w:t xml:space="preserve">Сторона, для которой создалась невозможность исполнения, обязана уведомить другую Сторону. Срок уведомления — </w:t>
       </w:r>
       <w:r>
-        <w:t xml:space="preserve">в течение сорока пяти календарных дней со дня предъявления требования</w:t>
+        <w:t xml:space="preserve">в течение пяти календарных дней со дня предъявления требования</w:t>
       </w:r>
       <w:r>
         <w:t xml:space="preserve">.</w:t>
@@ -575,7 +575,7 @@
         <w:t xml:space="preserve">Все споры и разногласия решаются путём переговоров. Претензионный порядок обязателен, срок ответа на претензию — </w:t>
       </w:r>
       <w:r>
-        <w:t xml:space="preserve">не позднее 16.09.2025</w:t>
+        <w:t xml:space="preserve">не позднее 28.08.2026</w:t>
       </w:r>
       <w:r>
         <w:t xml:space="preserve">.</w:t>
@@ -604,10 +604,10 @@
         <w:t xml:space="preserve">Место исполнения: </w:t>
       </w:r>
       <w:r>
-        <w:t xml:space="preserve">443010, г. Самара, ул. Кирова, д. 89, кв. 1</w:t>
-      </w:r>
-      <w:r>
-        <w:t xml:space="preserve">9137114830</w:t>
+        <w:t xml:space="preserve">603000, г. Нижний Новгород, наб. Кутузовский, д. 18, кв. 145</w:t>
+      </w:r>
+      <w:r>
+        <w:t xml:space="preserve">3109137111</w:t>
       </w:r>
     </w:p>
     <w:p/>
@@ -628,10 +628,10 @@
         <w:rPr>
           <w:b/>
         </w:rPr>
-        <w:t xml:space="preserve">1/2</w:t>
-      </w:r>
-      <w:r>
-        <w:t xml:space="preserve">4</w:t>
+        <w:t xml:space="preserve">5/1</w:t>
+      </w:r>
+      <w:r>
+        <w:t xml:space="preserve">6</w:t>
       </w:r>
       <w:r>
         <w:t xml:space="preserve">.</w:t>
@@ -645,10 +645,10 @@
         <w:rPr>
           <w:b/>
         </w:rPr>
-        <w:t xml:space="preserve">79 5</w:t>
-      </w:r>
-      <w:r>
-        <w:t xml:space="preserve">00 000,10 (Семьдесят девять миллионов пятьсот тысяч) рублей</w:t>
+        <w:t xml:space="preserve">2 7</w:t>
+      </w:r>
+      <w:r>
+        <w:t xml:space="preserve">00 000,59 (Два миллиона семьсот тысяч) рублей</w:t>
       </w:r>
       <w:r>
         <w:t xml:space="preserve">.</w:t>
@@ -676,7 +676,7 @@
         <w:t xml:space="preserve">9.4. Контрольная запись: </w:t>
       </w:r>
       <w:r>
-        <w:t xml:space="preserve">в тeчение 45 (Сорока пяти) дней с даты подписания Сторонами акта сдачи-приемки оказанных услуг</w:t>
+        <w:t xml:space="preserve">нe позднее 23.08.2025</w:t>
       </w:r>
       <w:r>
         <w:t xml:space="preserve">.</w:t>
@@ -734,7 +734,7 @@
               <w:t xml:space="preserve">Адрес регистрации: </w:t>
             </w:r>
             <w:r>
-              <w:t xml:space="preserve">бул. Советская, д. 80, с. Ивановское, Московская обл.</w:t>
+              <w:t xml:space="preserve">а/я 80, г. Екатеринбург, 620014</w:t>
             </w:r>
           </w:p>
           <w:p>
@@ -742,13 +742,13 @@
               <w:t xml:space="preserve">ИНН </w:t>
             </w:r>
             <w:r>
-              <w:t xml:space="preserve">489255107291</w:t>
+              <w:t xml:space="preserve">489255107292</w:t>
             </w:r>
             <w:r>
               <w:t xml:space="preserve"> ОГРНИП </w:t>
             </w:r>
             <w:r>
-              <w:t xml:space="preserve">327453906549349</w:t>
+              <w:t xml:space="preserve">327453906549340</w:t>
             </w:r>
           </w:p>
           <w:p>
@@ -756,7 +756,7 @@
               <w:t xml:space="preserve">р/с </w:t>
             </w:r>
             <w:r>
-              <w:t xml:space="preserve">40802810092698952351</w:t>
+              <w:t xml:space="preserve">40802810192698952351</w:t>
             </w:r>
             <w:r>
               <w:t xml:space="preserve"> в АО «Тинькофф Банк»</w:t>
@@ -773,7 +773,7 @@
               <w:t xml:space="preserve">Тел.: </w:t>
             </w:r>
             <w:r>
-              <w:t xml:space="preserve">+7 (383) 704-86-36</w:t>
+              <w:t xml:space="preserve">+7 495 789 89 98</w:t>
             </w:r>
           </w:p>
           <w:p>
@@ -781,7 +781,7 @@
               <w:t xml:space="preserve">E-mail: </w:t>
             </w:r>
             <w:r>
-              <w:t xml:space="preserve">petrova@romashka.ru</w:t>
+              <w:t xml:space="preserve">petrova@gmail.com</w:t>
             </w:r>
           </w:p>
           <w:p/>
@@ -833,7 +833,7 @@
               <w:t xml:space="preserve">Адрес регистрации: </w:t>
             </w:r>
             <w:r>
-              <w:t xml:space="preserve">бул. Садовая, д. 34, пгт. Софрино, Краснодарский край</w:t>
+              <w:t xml:space="preserve">а/я 39, г. Казань, 420111</w:t>
             </w:r>
           </w:p>
           <w:p>
@@ -841,13 +841,13 @@
               <w:t xml:space="preserve">ИНН </w:t>
             </w:r>
             <w:r>
-              <w:t xml:space="preserve">045595103100</w:t>
+              <w:t xml:space="preserve">045595103101</w:t>
             </w:r>
             <w:r>
               <w:t xml:space="preserve"> ОГРНИП </w:t>
             </w:r>
             <w:r>
-              <w:t xml:space="preserve">377559407573021</w:t>
+              <w:t xml:space="preserve">377559407573022</w:t>
             </w:r>
           </w:p>
           <w:p>
@@ -855,7 +855,7 @@
               <w:t xml:space="preserve">р/с </w:t>
             </w:r>
             <w:r>
-              <w:t xml:space="preserve">40802810793016609168</w:t>
+              <w:t xml:space="preserve">40802810893016609168</w:t>
             </w:r>
             <w:r>
               <w:t xml:space="preserve"> в ПАО «Промсвязьбанк»</w:t>
@@ -872,7 +872,7 @@
               <w:t xml:space="preserve">Тел.: </w:t>
             </w:r>
             <w:r>
-              <w:t xml:space="preserve">+7 (499) 299-69-38</w:t>
+              <w:t xml:space="preserve">8(812)1752829</w:t>
             </w:r>
           </w:p>
           <w:p>
@@ -880,7 +880,7 @@
               <w:t xml:space="preserve">E-mail: </w:t>
             </w:r>
             <w:r>
-              <w:t xml:space="preserve">sokolova@corp-tehno.ru</w:t>
+              <w:t xml:space="preserve">sokolova@mail.ru</w:t>
             </w:r>
           </w:p>
           <w:p/>
@@ -939,13 +939,13 @@
       <w:t xml:space="preserve">Исполнитель документа: </w:t>
     </w:r>
     <w:r>
-      <w:t xml:space="preserve">Михайлов Н. П.</w:t>
+      <w:t xml:space="preserve">Гусева Ю. М.</w:t>
     </w:r>
     <w:r>
       <w:t xml:space="preserve">, тел. </w:t>
     </w:r>
     <w:r>
-      <w:t xml:space="preserve">8(843)9539044</w:t>
+      <w:t xml:space="preserve">8(846)6285149</w:t>
     </w:r>
   </w:p>
 </w:ftr>

--- a/tests/corpus_v2/docs/agency_0004.docx
+++ b/tests/corpus_v2/docs/agency_0004.docx
@@ -454,244 +454,34 @@
         </w:tc>
       </w:tr>
     </w:tbl>
-    <w:p/>
-    <w:p>
-      <w:r>
-        <w:rPr>
-          <w:b/>
-        </w:rPr>
-        <w:t xml:space="preserve">3. МЕСТО И СРОКИ ИСПОЛНЕНИЯ</w:t>
-      </w:r>
-    </w:p>
-    <w:p>
-      <w:r>
-        <w:t xml:space="preserve">3.1. Место исполнения обязательств: </w:t>
-      </w:r>
-      <w:r>
-        <w:t xml:space="preserve">а/я 97, г. Одинцово, 143000</w:t>
-      </w:r>
-      <w:r>
-        <w:t xml:space="preserve">.</w:t>
-      </w:r>
-    </w:p>
-    <w:p>
-      <w:r>
-        <w:t xml:space="preserve">3.2. Уведомления направляются </w:t>
-      </w:r>
-      <w:r>
-        <w:t xml:space="preserve">Соколовой Ольге Михайловне</w:t>
-      </w:r>
-      <w:r>
-        <w:t xml:space="preserve"> по телефону </w:t>
-      </w:r>
-      <w:r>
-        <w:t xml:space="preserve">8(495)5397425</w:t>
-      </w:r>
-      <w:r>
-        <w:t xml:space="preserve">.</w:t>
-      </w:r>
-    </w:p>
-    <w:p>
-      <w:r>
-        <w:t xml:space="preserve">3.3. Срок исполнения обязательств — </w:t>
-      </w:r>
-      <w:r>
-        <w:t xml:space="preserve">в течение 5 (Пяти) банковских дней</w:t>
-      </w:r>
-      <w:r>
-        <w:t xml:space="preserve">.</w:t>
-      </w:r>
-    </w:p>
-    <w:p/>
-    <w:p>
-      <w:r>
-        <w:rPr>
-          <w:b/>
-        </w:rPr>
-        <w:t xml:space="preserve">4. ПРОЧИЕ УСЛОВИЯ</w:t>
-      </w:r>
-    </w:p>
-    <w:p>
-      <w:r>
-        <w:t xml:space="preserve">4.1. </w:t>
-      </w:r>
-      <w:r>
-        <w:t xml:space="preserve">Стороны несут ответственность за неисполнение или ненадлежащее исполнение обязательств в соответствии с законодательством Российской Федерации.</w:t>
-      </w:r>
-    </w:p>
-    <w:p>
-      <w:r>
-        <w:t xml:space="preserve">4.2. </w:t>
-      </w:r>
-      <w:r>
-        <w:t xml:space="preserve">Размер неустойки за нарушение сроков оплаты: </w:t>
-      </w:r>
-      <w:r>
-        <w:t xml:space="preserve">1/150 ключевой ставки ЦБ РФ от общей суммы счета</w:t>
-      </w:r>
-      <w:r>
-        <w:t xml:space="preserve">. Предельный размер ответственности: </w:t>
-      </w:r>
-      <w:r>
-        <w:t xml:space="preserve">1/130 ключевой ставки ЦБ РФ годовых</w:t>
-      </w:r>
-      <w:r>
-        <w:t xml:space="preserve">, но не более </w:t>
-      </w:r>
-      <w:r>
-        <w:t xml:space="preserve">0,2 (две десятых процента) % от цены Договора</w:t>
-      </w:r>
-      <w:r>
-        <w:t xml:space="preserve">.</w:t>
-      </w:r>
-    </w:p>
-    <w:p>
-      <w:r>
-        <w:t xml:space="preserve">4.3. </w:t>
-      </w:r>
-      <w:r>
-        <w:t xml:space="preserve">Стороны освобождаются от ответственности при наступлении обстоятельств непреодолимой силы, если они прямо повлияли на исполнение обязательств.</w:t>
-      </w:r>
-    </w:p>
-    <w:p>
-      <w:r>
-        <w:t xml:space="preserve">4.4. </w:t>
-      </w:r>
-      <w:r>
-        <w:t xml:space="preserve">Сторона, для которой создалась невозможность исполнения, обязана уведомить другую Сторону. Срок уведомления — </w:t>
-      </w:r>
-      <w:r>
-        <w:t xml:space="preserve">в течение пяти календарных дней со дня предъявления требования</w:t>
-      </w:r>
-      <w:r>
-        <w:t xml:space="preserve">.</w:t>
-      </w:r>
-    </w:p>
-    <w:p>
-      <w:r>
-        <w:t xml:space="preserve">4.5. </w:t>
-      </w:r>
-      <w:r>
-        <w:t xml:space="preserve">Все споры и разногласия решаются путём переговоров. Претензионный порядок обязателен, срок ответа на претензию — </w:t>
-      </w:r>
-      <w:r>
-        <w:t xml:space="preserve">не позднее 28.08.2026</w:t>
-      </w:r>
-      <w:r>
-        <w:t xml:space="preserve">.</w:t>
-      </w:r>
-    </w:p>
-    <w:p/>
-    <w:p/>
-    <w:p>
-      <w:r>
-        <w:rPr>
-          <w:b/>
-        </w:rPr>
-        <w:t xml:space="preserve">10. ДОПОЛНИТЕЛЬНЫЕ СВЕДЕНИЯ О СТОРОНАХ</w:t>
-      </w:r>
-    </w:p>
-    <w:p>
-      <w:r>
-        <w:t xml:space="preserve">ОТВЕТСТВЕННЫЙ: </w:t>
-      </w:r>
-      <w:r>
-        <w:t xml:space="preserve">ПЕТРОВА ОЛЬГА ИВАНОВНА</w:t>
-      </w:r>
-    </w:p>
-    <w:p>
-      <w:r>
-        <w:t xml:space="preserve">Место исполнения: </w:t>
-      </w:r>
-      <w:r>
-        <w:t xml:space="preserve">603000, г. Нижний Новгород, наб. Кутузовский, д. 18, кв. 145</w:t>
-      </w:r>
-      <w:r>
-        <w:t xml:space="preserve">3109137111</w:t>
-      </w:r>
-    </w:p>
-    <w:p/>
-    <w:p/>
-    <w:p>
-      <w:r>
-        <w:rPr>
-          <w:b/>
-        </w:rPr>
-        <w:t xml:space="preserve">9. КОНТРОЛЬНЫЕ ВЕЛИЧИНЫ</w:t>
-      </w:r>
-    </w:p>
-    <w:p>
-      <w:r>
-        <w:t xml:space="preserve">9.1. Контрольная запись: </w:t>
-      </w:r>
-      <w:r>
-        <w:rPr>
-          <w:b/>
-        </w:rPr>
-        <w:t xml:space="preserve">5/1</w:t>
-      </w:r>
-      <w:r>
-        <w:t xml:space="preserve">6</w:t>
-      </w:r>
-      <w:r>
-        <w:t xml:space="preserve">.</w:t>
-      </w:r>
-    </w:p>
-    <w:p>
-      <w:r>
-        <w:t xml:space="preserve">9.2. Контрольная запись: </w:t>
-      </w:r>
-      <w:r>
-        <w:rPr>
-          <w:b/>
-        </w:rPr>
-        <w:t xml:space="preserve">2 7</w:t>
-      </w:r>
-      <w:r>
-        <w:t xml:space="preserve">00 000,59 (Два миллиона семьсот тысяч) рублей</w:t>
-      </w:r>
-      <w:r>
-        <w:t xml:space="preserve">.</w:t>
-      </w:r>
-    </w:p>
-    <w:p>
-      <w:r>
-        <w:t xml:space="preserve">9.3. Контрольная запись: </w:t>
-      </w:r>
-      <w:r>
-        <w:rPr>
-          <w:b/>
-        </w:rPr>
-        <w:t xml:space="preserve">1/3</w:t>
-      </w:r>
-      <w:r>
-        <w:t xml:space="preserve">00 ключевой ставки ЦБ РФ годовых</w:t>
-      </w:r>
-      <w:r>
-        <w:t xml:space="preserve">.</w:t>
-      </w:r>
-    </w:p>
-    <w:p>
-      <w:r>
-        <w:t xml:space="preserve">9.4. Контрольная запись: </w:t>
-      </w:r>
-      <w:r>
-        <w:t xml:space="preserve">нe позднее 23.08.2025</w:t>
-      </w:r>
-      <w:r>
-        <w:t xml:space="preserve">.</w:t>
-      </w:r>
-    </w:p>
-    <w:p/>
-    <w:p>
-      <w:r>
-        <w:rPr>
-          <w:b/>
-        </w:rPr>
-        <w:t xml:space="preserve">РЕКВИЗИТЫ И ПОДПИСИ СТОРОН</w:t>
-      </w:r>
-    </w:p>
-    <w:p/>
+    <w:p>
+      <w:r>
+        <w:t xml:space="preserve">2.8. </w:t>
+      </w:r>
+      <w:r>
+        <w:t xml:space="preserve">Платёж по налогу перечисляется на код бюджетной классификации </w:t>
+      </w:r>
+      <w:r>
+        <w:t xml:space="preserve">182 101 010 110 110 001 10</w:t>
+      </w:r>
+      <w:r>
+        <w:t xml:space="preserve">, получатель — территориальный орган Федерального казначейства.</w:t>
+      </w:r>
+    </w:p>
+    <w:p>
+      <w:r>
+        <w:t xml:space="preserve">2.9. </w:t>
+      </w:r>
+      <w:r>
+        <w:t xml:space="preserve">Полномочия подтверждаются свидетельством о рождении, выдано </w:t>
+      </w:r>
+      <w:r>
+        <w:t xml:space="preserve">12.12.2016</w:t>
+      </w:r>
+      <w:r>
+        <w:t xml:space="preserve"> отделом ЗАГС.</w:t>
+      </w:r>
+    </w:p>
     <w:tbl>
       <w:tblPr>
         <w:tblW w:w="9360" w:type="dxa"/>
@@ -715,96 +505,7 @@
           </w:tcPr>
           <w:p>
             <w:r>
-              <w:rPr>
-                <w:b/>
-              </w:rPr>
-              <w:t xml:space="preserve">Агент:</w:t>
-            </w:r>
-          </w:p>
-          <w:p>
-            <w:r>
-              <w:t xml:space="preserve">Индивидуальный предприниматель </w:t>
-            </w:r>
-            <w:r>
-              <w:t xml:space="preserve">Петрова Ольга Ивановна</w:t>
-            </w:r>
-          </w:p>
-          <w:p>
-            <w:r>
-              <w:t xml:space="preserve">Адрес регистрации: </w:t>
-            </w:r>
-            <w:r>
-              <w:t xml:space="preserve">а/я 80, г. Екатеринбург, 620014</w:t>
-            </w:r>
-          </w:p>
-          <w:p>
-            <w:r>
-              <w:t xml:space="preserve">ИНН </w:t>
-            </w:r>
-            <w:r>
-              <w:t xml:space="preserve">489255107292</w:t>
-            </w:r>
-            <w:r>
-              <w:t xml:space="preserve"> ОГРНИП </w:t>
-            </w:r>
-            <w:r>
-              <w:t xml:space="preserve">327453906549340</w:t>
-            </w:r>
-          </w:p>
-          <w:p>
-            <w:r>
-              <w:t xml:space="preserve">р/с </w:t>
-            </w:r>
-            <w:r>
-              <w:t xml:space="preserve">40802810192698952351</w:t>
-            </w:r>
-            <w:r>
-              <w:t xml:space="preserve"> в АО «Тинькофф Банк»</w:t>
-            </w:r>
-            <w:r>
-              <w:t xml:space="preserve">, БИК </w:t>
-            </w:r>
-            <w:r>
-              <w:t xml:space="preserve">044525974</w:t>
-            </w:r>
-          </w:p>
-          <w:p>
-            <w:r>
-              <w:t xml:space="preserve">Тел.: </w:t>
-            </w:r>
-            <w:r>
-              <w:t xml:space="preserve">+7 495 789 89 98</w:t>
-            </w:r>
-          </w:p>
-          <w:p>
-            <w:r>
-              <w:t xml:space="preserve">E-mail: </w:t>
-            </w:r>
-            <w:r>
-              <w:t xml:space="preserve">petrova@gmail.com</w:t>
-            </w:r>
-          </w:p>
-          <w:p/>
-          <w:p>
-            <w:r>
-              <w:t xml:space="preserve">ИП ______________ </w:t>
-            </w:r>
-            <w:r>
-              <w:t xml:space="preserve">Петрова О. И.</w:t>
-            </w:r>
-          </w:p>
-          <w:p>
-            <w:r>
-              <w:t xml:space="preserve">Согласовано: </w:t>
-            </w:r>
-            <w:r>
-              <w:rPr>
-                <w:b/>
-              </w:rPr>
-              <w:t xml:space="preserve">Петрова Оль</w:t>
-            </w:r>
-            <w:r>
-              <w:t xml:space="preserve">га Ивановна</w:t>
+              <w:t xml:space="preserve">4</w:t>
             </w:r>
           </w:p>
         </w:tc>
@@ -814,6 +515,392 @@
           </w:tcPr>
           <w:p>
             <w:r>
+              <w:t xml:space="preserve">РУБ.</w:t>
+            </w:r>
+          </w:p>
+        </w:tc>
+      </w:tr>
+    </w:tbl>
+    <w:p>
+      <w:r>
+        <w:t xml:space="preserve">2.10. </w:t>
+      </w:r>
+      <w:r>
+        <w:t xml:space="preserve">Поставке подлежит насос модели </w:t>
+      </w:r>
+      <w:r>
+        <w:t xml:space="preserve">ЭЦВ-6-10-80h</w:t>
+      </w:r>
+      <w:r>
+        <w:t xml:space="preserve"> и кабель марки </w:t>
+      </w:r>
+      <w:r>
+        <w:t xml:space="preserve">ВВГнг(А)-LSt</w:t>
+      </w:r>
+      <w:r>
+        <w:t xml:space="preserve">.</w:t>
+      </w:r>
+    </w:p>
+    <w:p/>
+    <w:p>
+      <w:r>
+        <w:rPr>
+          <w:b/>
+        </w:rPr>
+        <w:t xml:space="preserve">3. МЕСТО И СРОКИ ИСПОЛНЕНИЯ</w:t>
+      </w:r>
+    </w:p>
+    <w:p>
+      <w:r>
+        <w:t xml:space="preserve">3.1. Место исполнения обязательств: </w:t>
+      </w:r>
+      <w:r>
+        <w:t xml:space="preserve">а/я 65, г. Красногорск, 143400</w:t>
+      </w:r>
+      <w:r>
+        <w:t xml:space="preserve">.</w:t>
+      </w:r>
+    </w:p>
+    <w:p>
+      <w:r>
+        <w:t xml:space="preserve">3.2. Уведомления направляются </w:t>
+      </w:r>
+      <w:r>
+        <w:t xml:space="preserve">Соколовой Ольге Михайловне</w:t>
+      </w:r>
+      <w:r>
+        <w:t xml:space="preserve"> по телефону </w:t>
+      </w:r>
+      <w:r>
+        <w:t xml:space="preserve">+7 495 760 24 66</w:t>
+      </w:r>
+      <w:r>
+        <w:t xml:space="preserve">.</w:t>
+      </w:r>
+    </w:p>
+    <w:p>
+      <w:r>
+        <w:t xml:space="preserve">3.3. Срок исполнения обязательств — </w:t>
+      </w:r>
+      <w:r>
+        <w:t xml:space="preserve">в течение 45 (Сорока пяти) банковских дней</w:t>
+      </w:r>
+      <w:r>
+        <w:t xml:space="preserve">.</w:t>
+      </w:r>
+    </w:p>
+    <w:p/>
+    <w:p>
+      <w:r>
+        <w:rPr>
+          <w:b/>
+        </w:rPr>
+        <w:t xml:space="preserve">4. ПРОЧИЕ УСЛОВИЯ</w:t>
+      </w:r>
+    </w:p>
+    <w:p>
+      <w:r>
+        <w:t xml:space="preserve">4.1. </w:t>
+      </w:r>
+      <w:r>
+        <w:t xml:space="preserve">Стороны несут ответственность за неисполнение или ненадлежащее исполнение обязательств в соответствии с законодательством Российской Федерации.</w:t>
+      </w:r>
+    </w:p>
+    <w:p>
+      <w:r>
+        <w:t xml:space="preserve">4.2. </w:t>
+      </w:r>
+      <w:r>
+        <w:t xml:space="preserve">Размер неустойки за нарушение сроков оплаты: </w:t>
+      </w:r>
+      <w:r>
+        <w:t xml:space="preserve">1/150 ключевой ставки ЦБ РФ от общей суммы счета</w:t>
+      </w:r>
+      <w:r>
+        <w:t xml:space="preserve">. Предельный размер ответственности: </w:t>
+      </w:r>
+      <w:r>
+        <w:t xml:space="preserve">1/130 ключевой ставки ЦБ РФ годовых</w:t>
+      </w:r>
+      <w:r>
+        <w:t xml:space="preserve">, но не более </w:t>
+      </w:r>
+      <w:r>
+        <w:t xml:space="preserve">0,2 (две десятых процента) % от цены Договора</w:t>
+      </w:r>
+      <w:r>
+        <w:t xml:space="preserve">.</w:t>
+      </w:r>
+    </w:p>
+    <w:p>
+      <w:r>
+        <w:t xml:space="preserve">4.3. </w:t>
+      </w:r>
+      <w:r>
+        <w:t xml:space="preserve">Стороны освобождаются от ответственности при наступлении обстоятельств непреодолимой силы, если они прямо повлияли на исполнение обязательств.</w:t>
+      </w:r>
+    </w:p>
+    <w:p>
+      <w:r>
+        <w:t xml:space="preserve">4.4. </w:t>
+      </w:r>
+      <w:r>
+        <w:t xml:space="preserve">Сторона, для которой создалась невозможность исполнения, обязана уведомить другую Сторону. Срок уведомления — </w:t>
+      </w:r>
+      <w:r>
+        <w:t xml:space="preserve">в течение шестидесяти календарных дней со дня предъявления требования</w:t>
+      </w:r>
+      <w:r>
+        <w:t xml:space="preserve">.</w:t>
+      </w:r>
+    </w:p>
+    <w:p>
+      <w:r>
+        <w:t xml:space="preserve">4.5. </w:t>
+      </w:r>
+      <w:r>
+        <w:t xml:space="preserve">Все споры и разногласия решаются путём переговоров. Претензионный порядок обязателен, срок ответа на претензию — </w:t>
+      </w:r>
+      <w:r>
+        <w:t xml:space="preserve">не позднее 20.11.2025</w:t>
+      </w:r>
+      <w:r>
+        <w:t xml:space="preserve">.</w:t>
+      </w:r>
+    </w:p>
+    <w:p/>
+    <w:p/>
+    <w:p>
+      <w:r>
+        <w:rPr>
+          <w:b/>
+        </w:rPr>
+        <w:t xml:space="preserve">10. ДОПОЛНИТЕЛЬНЫЕ СВЕДЕНИЯ О СТОРОНАХ</w:t>
+      </w:r>
+    </w:p>
+    <w:p>
+      <w:r>
+        <w:t xml:space="preserve">ОТВЕТСТВЕННЫЙ: </w:t>
+      </w:r>
+      <w:r>
+        <w:t xml:space="preserve">ПЕТРОВА ОЛЬГА ИВАНОВНА</w:t>
+      </w:r>
+    </w:p>
+    <w:p>
+      <w:r>
+        <w:t xml:space="preserve">Место исполнения: </w:t>
+      </w:r>
+      <w:r>
+        <w:t xml:space="preserve">443010, г. Самара, ул. Кирова, д. 89, кв. 1</w:t>
+      </w:r>
+      <w:r>
+        <w:t xml:space="preserve">9137114830</w:t>
+      </w:r>
+    </w:p>
+    <w:p/>
+    <w:p/>
+    <w:p>
+      <w:r>
+        <w:rPr>
+          <w:b/>
+        </w:rPr>
+        <w:t xml:space="preserve">9. КОНТРОЛЬНЫЕ ВЕЛИЧИНЫ</w:t>
+      </w:r>
+    </w:p>
+    <w:p>
+      <w:r>
+        <w:t xml:space="preserve">9.1. Контрольная запись: </w:t>
+      </w:r>
+      <w:r>
+        <w:rPr>
+          <w:b/>
+        </w:rPr>
+        <w:t xml:space="preserve">1/2</w:t>
+      </w:r>
+      <w:r>
+        <w:t xml:space="preserve">4</w:t>
+      </w:r>
+      <w:r>
+        <w:t xml:space="preserve">.</w:t>
+      </w:r>
+    </w:p>
+    <w:p>
+      <w:r>
+        <w:t xml:space="preserve">9.2. Контрольная запись: </w:t>
+      </w:r>
+      <w:r>
+        <w:rPr>
+          <w:b/>
+        </w:rPr>
+        <w:t xml:space="preserve">79 5</w:t>
+      </w:r>
+      <w:r>
+        <w:t xml:space="preserve">00 000,10 (Семьдесят девять миллионов пятьсот тысяч) рублей</w:t>
+      </w:r>
+      <w:r>
+        <w:t xml:space="preserve">.</w:t>
+      </w:r>
+    </w:p>
+    <w:p>
+      <w:r>
+        <w:t xml:space="preserve">9.3. Контрольная запись: </w:t>
+      </w:r>
+      <w:r>
+        <w:rPr>
+          <w:b/>
+        </w:rPr>
+        <w:t xml:space="preserve">1/3</w:t>
+      </w:r>
+      <w:r>
+        <w:t xml:space="preserve">00 ключевой ставки ЦБ РФ годовых</w:t>
+      </w:r>
+      <w:r>
+        <w:t xml:space="preserve">.</w:t>
+      </w:r>
+    </w:p>
+    <w:p>
+      <w:r>
+        <w:t xml:space="preserve">9.4. Контрольная запись: </w:t>
+      </w:r>
+      <w:r>
+        <w:t xml:space="preserve">в тeчение 45 (Сорока пяти) дней с даты подписания Сторонами акта сдачи-приемки оказанных услуг</w:t>
+      </w:r>
+      <w:r>
+        <w:t xml:space="preserve">.</w:t>
+      </w:r>
+    </w:p>
+    <w:p/>
+    <w:p>
+      <w:r>
+        <w:rPr>
+          <w:b/>
+        </w:rPr>
+        <w:t xml:space="preserve">РЕКВИЗИТЫ И ПОДПИСИ СТОРОН</w:t>
+      </w:r>
+    </w:p>
+    <w:p/>
+    <w:tbl>
+      <w:tblPr>
+        <w:tblW w:w="9360" w:type="dxa"/>
+        <w:tblBorders>
+          <w:top w:val="single" w:sz="4" w:color="auto"/>
+          <w:left w:val="single" w:sz="4" w:color="auto"/>
+          <w:bottom w:val="single" w:sz="4" w:color="auto"/>
+          <w:right w:val="single" w:sz="4" w:color="auto"/>
+          <w:insideH w:val="single" w:sz="4" w:color="auto"/>
+          <w:insideV w:val="single" w:sz="4" w:color="auto"/>
+        </w:tblBorders>
+      </w:tblPr>
+      <w:tblGrid>
+        <w:gridCol w:w="4680"/>
+        <w:gridCol w:w="4680"/>
+      </w:tblGrid>
+      <w:tr>
+        <w:tc>
+          <w:tcPr>
+            <w:tcW w:w="4680" w:type="dxa"/>
+          </w:tcPr>
+          <w:p>
+            <w:r>
+              <w:rPr>
+                <w:b/>
+              </w:rPr>
+              <w:t xml:space="preserve">Агент:</w:t>
+            </w:r>
+          </w:p>
+          <w:p>
+            <w:r>
+              <w:t xml:space="preserve">Индивидуальный предприниматель </w:t>
+            </w:r>
+            <w:r>
+              <w:t xml:space="preserve">Петрова Ольга Ивановна</w:t>
+            </w:r>
+          </w:p>
+          <w:p>
+            <w:r>
+              <w:t xml:space="preserve">Адрес регистрации: </w:t>
+            </w:r>
+            <w:r>
+              <w:t xml:space="preserve">а/я 24, г. Сергиев Посад, 141300</w:t>
+            </w:r>
+          </w:p>
+          <w:p>
+            <w:r>
+              <w:t xml:space="preserve">ИНН </w:t>
+            </w:r>
+            <w:r>
+              <w:t xml:space="preserve">489255107292</w:t>
+            </w:r>
+            <w:r>
+              <w:t xml:space="preserve"> ОГРНИП </w:t>
+            </w:r>
+            <w:r>
+              <w:t xml:space="preserve">327453906549340</w:t>
+            </w:r>
+          </w:p>
+          <w:p>
+            <w:r>
+              <w:t xml:space="preserve">р/с </w:t>
+            </w:r>
+            <w:r>
+              <w:t xml:space="preserve">40802810192698952351</w:t>
+            </w:r>
+            <w:r>
+              <w:t xml:space="preserve"> в АО «Тинькофф Банк»</w:t>
+            </w:r>
+            <w:r>
+              <w:t xml:space="preserve">, БИК </w:t>
+            </w:r>
+            <w:r>
+              <w:t xml:space="preserve">044525974</w:t>
+            </w:r>
+          </w:p>
+          <w:p>
+            <w:r>
+              <w:t xml:space="preserve">Тел.: </w:t>
+            </w:r>
+            <w:r>
+              <w:t xml:space="preserve">+7 383 704 86 36</w:t>
+            </w:r>
+          </w:p>
+          <w:p>
+            <w:r>
+              <w:t xml:space="preserve">E-mail: </w:t>
+            </w:r>
+            <w:r>
+              <w:t xml:space="preserve">petrova@romashka.ru</w:t>
+            </w:r>
+          </w:p>
+          <w:p/>
+          <w:p>
+            <w:r>
+              <w:t xml:space="preserve">ИП ______________ </w:t>
+            </w:r>
+            <w:r>
+              <w:t xml:space="preserve">Петрова О. И.</w:t>
+            </w:r>
+          </w:p>
+          <w:p>
+            <w:r>
+              <w:t xml:space="preserve">Согласовано: </w:t>
+            </w:r>
+            <w:r>
+              <w:rPr>
+                <w:b/>
+              </w:rPr>
+              <w:t xml:space="preserve">Петрова Оль</w:t>
+            </w:r>
+            <w:r>
+              <w:t xml:space="preserve">га Ивановна</w:t>
+            </w:r>
+          </w:p>
+        </w:tc>
+        <w:tc>
+          <w:tcPr>
+            <w:tcW w:w="4680" w:type="dxa"/>
+          </w:tcPr>
+          <w:p>
+            <w:r>
               <w:rPr>
                 <w:b/>
               </w:rPr>
@@ -833,7 +920,7 @@
               <w:t xml:space="preserve">Адрес регистрации: </w:t>
             </w:r>
             <w:r>
-              <w:t xml:space="preserve">а/я 39, г. Казань, 420111</w:t>
+              <w:t xml:space="preserve">а/я 74, г. Красногорск, 143400</w:t>
             </w:r>
           </w:p>
           <w:p>
@@ -872,7 +959,7 @@
               <w:t xml:space="preserve">Тел.: </w:t>
             </w:r>
             <w:r>
-              <w:t xml:space="preserve">8(812)1752829</w:t>
+              <w:t xml:space="preserve">8(499)5763847</w:t>
             </w:r>
           </w:p>
           <w:p>
@@ -880,7 +967,7 @@
               <w:t xml:space="preserve">E-mail: </w:t>
             </w:r>
             <w:r>
-              <w:t xml:space="preserve">sokolova@mail.ru</w:t>
+              <w:t xml:space="preserve">sokolova@yandex.ru</w:t>
             </w:r>
           </w:p>
           <w:p/>
@@ -939,13 +1026,13 @@
       <w:t xml:space="preserve">Исполнитель документа: </w:t>
     </w:r>
     <w:r>
-      <w:t xml:space="preserve">Гусева Ю. М.</w:t>
+      <w:t xml:space="preserve">Сидорова С. Е.</w:t>
     </w:r>
     <w:r>
       <w:t xml:space="preserve">, тел. </w:t>
     </w:r>
     <w:r>
-      <w:t xml:space="preserve">8(846)6285149</w:t>
+      <w:t xml:space="preserve">8(846)3793533</w:t>
     </w:r>
   </w:p>
 </w:ftr>

--- a/tests/corpus_v2/docs/agency_0004.docx
+++ b/tests/corpus_v2/docs/agency_0004.docx
@@ -134,6 +134,101 @@
         <w:t xml:space="preserve">Принципал обязан возместить Агенту расходы, понесённые при исполнении поручения.</w:t>
       </w:r>
     </w:p>
+    <w:p>
+      <w:r>
+        <w:t xml:space="preserve">1.5. </w:t>
+      </w:r>
+      <w:r>
+        <w:t xml:space="preserve">Товар отгружается по товарной накладной ТОРГ-12 № </w:t>
+      </w:r>
+      <w:r>
+        <w:t xml:space="preserve">043650121</w:t>
+      </w:r>
+      <w:r>
+        <w:t xml:space="preserve">. Позиция учитывается в каталоге поставщика под номером </w:t>
+      </w:r>
+      <w:r>
+        <w:t xml:space="preserve">042691551</w:t>
+      </w:r>
+      <w:r>
+        <w:t xml:space="preserve">. Серийный номер агрегата — </w:t>
+      </w:r>
+      <w:r>
+        <w:t xml:space="preserve">049297256</w:t>
+      </w:r>
+      <w:r>
+        <w:t xml:space="preserve">.</w:t>
+      </w:r>
+    </w:p>
+    <w:p>
+      <w:r>
+        <w:t xml:space="preserve">1.6. </w:t>
+      </w:r>
+      <w:r>
+        <w:t xml:space="preserve">Расходы отражаются по коду цели </w:t>
+      </w:r>
+      <w:r>
+        <w:t xml:space="preserve">041942195</w:t>
+      </w:r>
+      <w:r>
+        <w:t xml:space="preserve"> согласно приказу Минфина России № 157н. </w:t>
+      </w:r>
+      <w:r>
+        <w:t xml:space="preserve">БИК банка Стороны в настоящем разделе не приводится; номер заявки на открытие счёта — </w:t>
+      </w:r>
+      <w:r>
+        <w:t xml:space="preserve">040652152</w:t>
+      </w:r>
+      <w:r>
+        <w:t xml:space="preserve">.</w:t>
+      </w:r>
+    </w:p>
+    <w:p>
+      <w:r>
+        <w:t xml:space="preserve">1.7. </w:t>
+      </w:r>
+      <w:r>
+        <w:t xml:space="preserve">Расчёты за коммунальные услуги ведутся по лицевому счёту абонента </w:t>
+      </w:r>
+      <w:r>
+        <w:t xml:space="preserve">83377638193</w:t>
+      </w:r>
+      <w:r>
+        <w:t xml:space="preserve">. Приложение к настоящему разделу зарегистрировано за номером </w:t>
+      </w:r>
+      <w:r>
+        <w:t xml:space="preserve">80903227586</w:t>
+      </w:r>
+      <w:r>
+        <w:t xml:space="preserve">. Счётчик имеет заводской номер </w:t>
+      </w:r>
+      <w:r>
+        <w:t xml:space="preserve">82920437863</w:t>
+      </w:r>
+      <w:r>
+        <w:t xml:space="preserve">.</w:t>
+      </w:r>
+    </w:p>
+    <w:p>
+      <w:r>
+        <w:t xml:space="preserve">1.8. </w:t>
+      </w:r>
+      <w:r>
+        <w:t xml:space="preserve">Партия внесена в реестр под номером </w:t>
+      </w:r>
+      <w:r>
+        <w:t xml:space="preserve">83186680002</w:t>
+      </w:r>
+      <w:r>
+        <w:t xml:space="preserve"> по правилам статьи 434 Гражданского кодекса Российской Федерации. Уведомление направлено за исходящим № </w:t>
+      </w:r>
+      <w:r>
+        <w:t xml:space="preserve">80335057672</w:t>
+      </w:r>
+      <w:r>
+        <w:t xml:space="preserve">.</w:t>
+      </w:r>
+    </w:p>
     <w:p/>
     <w:p>
       <w:r>
@@ -148,7 +243,7 @@
         <w:t xml:space="preserve">2.1. Общая цена Договора: </w:t>
       </w:r>
       <w:r>
-        <w:t xml:space="preserve">Двадцать пять миллионов девятьсот тысяч рублей 0 коп.</w:t>
+        <w:t xml:space="preserve">Десять миллионов шестьсот тысяч рублей 5 коп.</w:t>
       </w:r>
       <w:r>
         <w:t xml:space="preserve">.</w:t>
@@ -170,7 +265,7 @@
         <w:t xml:space="preserve">2.3. Срок оплаты — </w:t>
       </w:r>
       <w:r>
-        <w:t xml:space="preserve">в течение 3 рабочих дней с момента поступления денежных средств на расчетный счет</w:t>
+        <w:t xml:space="preserve">в течение 45 рабочих дней с момента поступления денежных средств на расчетный счет</w:t>
       </w:r>
       <w:r>
         <w:t xml:space="preserve">.</w:t>
@@ -190,7 +285,7 @@
         <w:t xml:space="preserve">, артикул </w:t>
       </w:r>
       <w:r>
-        <w:t xml:space="preserve">RM-3628-53</w:t>
+        <w:t xml:space="preserve">RM-7903-26</w:t>
       </w:r>
       <w:r>
         <w:t xml:space="preserve">, код </w:t>
@@ -250,49 +345,49 @@
         <w:t xml:space="preserve">. Товар отгружается с сопроводительным документом паспорт качества № </w:t>
       </w:r>
       <w:r>
-        <w:t xml:space="preserve">88 18 308119</w:t>
+        <w:t xml:space="preserve">62 13 871286</w:t>
       </w:r>
       <w:r>
         <w:t xml:space="preserve">. К партии приложен паспорт изделия № </w:t>
       </w:r>
       <w:r>
-        <w:t xml:space="preserve">15 17 167690</w:t>
+        <w:t xml:space="preserve">99 14 221377</w:t>
       </w:r>
       <w:r>
         <w:t xml:space="preserve">. Оборудование поставляется с паспортом транспортного средства № </w:t>
       </w:r>
       <w:r>
-        <w:t xml:space="preserve">82 02 206554</w:t>
+        <w:t xml:space="preserve">71 07 003681</w:t>
       </w:r>
       <w:r>
         <w:t xml:space="preserve">. Приёмка производится согласно техническому паспорту </w:t>
       </w:r>
       <w:r>
-        <w:t xml:space="preserve">71 07 087232</w:t>
+        <w:t xml:space="preserve">97 23 827952</w:t>
       </w:r>
       <w:r>
         <w:t xml:space="preserve">. СНИЛС не указан, номер заказа </w:t>
       </w:r>
       <w:r>
-        <w:t xml:space="preserve">216-003-300 09</w:t>
+        <w:t xml:space="preserve">073-442-236 99</w:t>
       </w:r>
       <w:r>
         <w:t xml:space="preserve">. Дата рождения не проставлена, документ выдан </w:t>
       </w:r>
       <w:r>
-        <w:t xml:space="preserve">15.09.2017</w:t>
+        <w:t xml:space="preserve">07.10.2016</w:t>
       </w:r>
       <w:r>
         <w:t xml:space="preserve">. Код подразделения, см. артикул </w:t>
       </w:r>
       <w:r>
-        <w:t xml:space="preserve">164-575</w:t>
+        <w:t xml:space="preserve">991-068</w:t>
       </w:r>
       <w:r>
         <w:t xml:space="preserve">. Цена — </w:t>
       </w:r>
       <w:r>
-        <w:t xml:space="preserve">не менее 62 200 000 (Шестидесяти двух миллионов двухсот тысяч) RUB</w:t>
+        <w:t xml:space="preserve">не менее 69 900 000 (Шестидесяти девяти миллионов девятисот тысяч) RUB</w:t>
       </w:r>
       <w:r>
         <w:t xml:space="preserve">, в том числе НДС</w:t>
@@ -309,25 +404,25 @@
         <w:t xml:space="preserve">Товар маркирован штрихкодом </w:t>
       </w:r>
       <w:r>
-        <w:t xml:space="preserve">4609639359658</w:t>
+        <w:t xml:space="preserve">4600911768771</w:t>
       </w:r>
       <w:r>
         <w:t xml:space="preserve">. Код контрагента по ОКПО — </w:t>
       </w:r>
       <w:r>
-        <w:t xml:space="preserve">0335057672</w:t>
+        <w:t xml:space="preserve">4256105123</w:t>
       </w:r>
       <w:r>
         <w:t xml:space="preserve">. Оборудование учтено под инвентарным номером </w:t>
       </w:r>
       <w:r>
-        <w:t xml:space="preserve">043654978</w:t>
+        <w:t xml:space="preserve">040824847</w:t>
       </w:r>
       <w:r>
         <w:t xml:space="preserve">, складской позиции присвоен номер </w:t>
       </w:r>
       <w:r>
-        <w:t xml:space="preserve">444158848</w:t>
+        <w:t xml:space="preserve">020885045</w:t>
       </w:r>
       <w:r>
         <w:t xml:space="preserve">.</w:t>
@@ -341,19 +436,19 @@
         <w:t xml:space="preserve">Оплата по счёту-фактуре на КБК </w:t>
       </w:r>
       <w:r>
-        <w:t xml:space="preserve">18210101011011000123</w:t>
+        <w:t xml:space="preserve">18210101011011000112</w:t>
       </w:r>
       <w:r>
         <w:t xml:space="preserve">. ИНН не присвоен, регистрационный № </w:t>
       </w:r>
       <w:r>
-        <w:t xml:space="preserve">1765036881</w:t>
+        <w:t xml:space="preserve">1296459867</w:t>
       </w:r>
       <w:r>
         <w:t xml:space="preserve">. ИНН не присвоен, платёжный документ № </w:t>
       </w:r>
       <w:r>
-        <w:t xml:space="preserve">811718325452</w:t>
+        <w:t xml:space="preserve">078636497640</w:t>
       </w:r>
       <w:r>
         <w:t xml:space="preserve">. Заказчик действует в лице </w:t>
@@ -448,7 +543,7 @@
           </w:tcPr>
           <w:p>
             <w:r>
-              <w:t xml:space="preserve">0696430602</w:t>
+              <w:t xml:space="preserve">6743848680</w:t>
             </w:r>
           </w:p>
         </w:tc>
@@ -476,7 +571,7 @@
         <w:t xml:space="preserve">Полномочия подтверждаются свидетельством о рождении, выдано </w:t>
       </w:r>
       <w:r>
-        <w:t xml:space="preserve">12.12.2016</w:t>
+        <w:t xml:space="preserve">23.09.2015</w:t>
       </w:r>
       <w:r>
         <w:t xml:space="preserve"> отделом ЗАГС.</w:t>
@@ -505,7 +600,7 @@
           </w:tcPr>
           <w:p>
             <w:r>
-              <w:t xml:space="preserve">4</w:t>
+              <w:t xml:space="preserve">6</w:t>
             </w:r>
           </w:p>
         </w:tc>
@@ -555,7 +650,7 @@
         <w:t xml:space="preserve">3.1. Место исполнения обязательств: </w:t>
       </w:r>
       <w:r>
-        <w:t xml:space="preserve">а/я 65, г. Красногорск, 143400</w:t>
+        <w:t xml:space="preserve">а/я 87, г. Новосибирск, 630099</w:t>
       </w:r>
       <w:r>
         <w:t xml:space="preserve">.</w:t>
@@ -572,7 +667,7 @@
         <w:t xml:space="preserve"> по телефону </w:t>
       </w:r>
       <w:r>
-        <w:t xml:space="preserve">+7 495 760 24 66</w:t>
+        <w:t xml:space="preserve">+74952531746</w:t>
       </w:r>
       <w:r>
         <w:t xml:space="preserve">.</w:t>
@@ -583,7 +678,111 @@
         <w:t xml:space="preserve">3.3. Срок исполнения обязательств — </w:t>
       </w:r>
       <w:r>
-        <w:t xml:space="preserve">в течение 45 (Сорока пяти) банковских дней</w:t>
+        <w:t xml:space="preserve">в течение 10 (Десяти) банковских дней</w:t>
+      </w:r>
+      <w:r>
+        <w:t xml:space="preserve">.</w:t>
+      </w:r>
+    </w:p>
+    <w:p>
+      <w:r>
+        <w:t xml:space="preserve">3.4. </w:t>
+      </w:r>
+      <w:r>
+        <w:t xml:space="preserve">Работы выполняются за счёт средств бюджета по коду бюджетной классификации </w:t>
+      </w:r>
+      <w:r>
+        <w:t xml:space="preserve">18214993419074358784</w:t>
+      </w:r>
+      <w:r>
+        <w:t xml:space="preserve">. Счётчик имеет заводской номер </w:t>
+      </w:r>
+      <w:r>
+        <w:t xml:space="preserve">39824939641631960804</w:t>
+      </w:r>
+      <w:r>
+        <w:t xml:space="preserve">.</w:t>
+      </w:r>
+    </w:p>
+    <w:p>
+      <w:r>
+        <w:t xml:space="preserve">3.5. </w:t>
+      </w:r>
+      <w:r>
+        <w:t xml:space="preserve">Счёт на оплату выставляется с уникальным идентификатором начисления </w:t>
+      </w:r>
+      <w:r>
+        <w:t xml:space="preserve">18209614416154352236</w:t>
+      </w:r>
+      <w:r>
+        <w:t xml:space="preserve">. Счёт-проформа к настоящему Договору имеет номер </w:t>
+      </w:r>
+      <w:r>
+        <w:t xml:space="preserve">77422026863272279253</w:t>
+      </w:r>
+      <w:r>
+        <w:t xml:space="preserve">. В силу статьи 855 Гражданского кодекса Российской Федерации списание со счёта ведётся по коду вида дохода </w:t>
+      </w:r>
+      <w:r>
+        <w:t xml:space="preserve">18210363389187168559</w:t>
+      </w:r>
+      <w:r>
+        <w:t xml:space="preserve">.</w:t>
+      </w:r>
+    </w:p>
+    <w:p>
+      <w:r>
+        <w:t xml:space="preserve">3.6. </w:t>
+      </w:r>
+      <w:r>
+        <w:t xml:space="preserve">ИНН иностранного контрагента не присваивается; номер записи в торговом реестре — </w:t>
+      </w:r>
+      <w:r>
+        <w:t xml:space="preserve">4680185330</w:t>
+      </w:r>
+      <w:r>
+        <w:t xml:space="preserve">. ИНН см. в приложении; спецификация № </w:t>
+      </w:r>
+      <w:r>
+        <w:t xml:space="preserve">0503728298</w:t>
+      </w:r>
+      <w:r>
+        <w:t xml:space="preserve">. В силу статьи 84 Налогового кодекса Российской Федерации ИНН присваивается налоговым органом; номер решения — </w:t>
+      </w:r>
+      <w:r>
+        <w:t xml:space="preserve">6196963292</w:t>
+      </w:r>
+      <w:r>
+        <w:t xml:space="preserve">.</w:t>
+      </w:r>
+    </w:p>
+    <w:p>
+      <w:r>
+        <w:t xml:space="preserve">3.7. </w:t>
+      </w:r>
+      <w:r>
+        <w:t xml:space="preserve">Регистрационный номер партии товара — </w:t>
+      </w:r>
+      <w:r>
+        <w:t xml:space="preserve">2735018113</w:t>
+      </w:r>
+      <w:r>
+        <w:t xml:space="preserve">. Доля посторонних включений — не более </w:t>
+      </w:r>
+      <w:r>
+        <w:t xml:space="preserve">0,2 %</w:t>
+      </w:r>
+      <w:r>
+        <w:t xml:space="preserve">. Прибор имеет погрешность не более </w:t>
+      </w:r>
+      <w:r>
+        <w:t xml:space="preserve">0,1 %</w:t>
+      </w:r>
+      <w:r>
+        <w:t xml:space="preserve">. Оборудованию присвоен заводской номер </w:t>
+      </w:r>
+      <w:r>
+        <w:t xml:space="preserve">5334677142</w:t>
       </w:r>
       <w:r>
         <w:t xml:space="preserve">.</w:t>
@@ -648,7 +847,7 @@
         <w:t xml:space="preserve">Сторона, для которой создалась невозможность исполнения, обязана уведомить другую Сторону. Срок уведомления — </w:t>
       </w:r>
       <w:r>
-        <w:t xml:space="preserve">в течение шестидесяти календарных дней со дня предъявления требования</w:t>
+        <w:t xml:space="preserve">в течение тридцати календарных дней со дня предъявления требования</w:t>
       </w:r>
       <w:r>
         <w:t xml:space="preserve">.</w:t>
@@ -662,7 +861,125 @@
         <w:t xml:space="preserve">Все споры и разногласия решаются путём переговоров. Претензионный порядок обязателен, срок ответа на претензию — </w:t>
       </w:r>
       <w:r>
-        <w:t xml:space="preserve">не позднее 20.11.2025</w:t>
+        <w:t xml:space="preserve">не позднее 10.07.2025</w:t>
+      </w:r>
+      <w:r>
+        <w:t xml:space="preserve">.</w:t>
+      </w:r>
+    </w:p>
+    <w:p>
+      <w:r>
+        <w:t xml:space="preserve">4.6. </w:t>
+      </w:r>
+      <w:r>
+        <w:t xml:space="preserve">ИНН физического лица не указан; номер лицевого счёта абонента — </w:t>
+      </w:r>
+      <w:r>
+        <w:t xml:space="preserve">995119390053</w:t>
+      </w:r>
+      <w:r>
+        <w:t xml:space="preserve">. ИНН указан в приложении; номенклатурный код позиции — </w:t>
+      </w:r>
+      <w:r>
+        <w:t xml:space="preserve">701406816436</w:t>
+      </w:r>
+      <w:r>
+        <w:t xml:space="preserve">. В силу статьи 86 Налогового кодекса Российской Федерации ИНН запрашивается налоговым органом; номер запроса — </w:t>
+      </w:r>
+      <w:r>
+        <w:t xml:space="preserve">742016420665</w:t>
+      </w:r>
+      <w:r>
+        <w:t xml:space="preserve">.</w:t>
+      </w:r>
+    </w:p>
+    <w:p>
+      <w:r>
+        <w:t xml:space="preserve">4.7. </w:t>
+      </w:r>
+      <w:r>
+        <w:t xml:space="preserve">Товарная накладная на партию имеет номер </w:t>
+      </w:r>
+      <w:r>
+        <w:t xml:space="preserve">743101923231</w:t>
+      </w:r>
+      <w:r>
+        <w:t xml:space="preserve">. Контрольный модуль имеет заводской номер </w:t>
+      </w:r>
+      <w:r>
+        <w:t xml:space="preserve">892351249821</w:t>
+      </w:r>
+      <w:r>
+        <w:t xml:space="preserve">. Проектный уклон кровли — </w:t>
+      </w:r>
+      <w:r>
+        <w:t xml:space="preserve">3 %</w:t>
+      </w:r>
+      <w:r>
+        <w:t xml:space="preserve">.</w:t>
+      </w:r>
+    </w:p>
+    <w:p>
+      <w:r>
+        <w:t xml:space="preserve">4.8. </w:t>
+      </w:r>
+      <w:r>
+        <w:t xml:space="preserve">Предельная доля иностранного участия по закону — </w:t>
+      </w:r>
+      <w:r>
+        <w:t xml:space="preserve">25 %</w:t>
+      </w:r>
+      <w:r>
+        <w:t xml:space="preserve">, как предусмотрено Федеральным законом о порядке осуществления иностранных инвестиций. Приложение № 3 к Договору содержит долю брака, не превышающую </w:t>
+      </w:r>
+      <w:r>
+        <w:t xml:space="preserve">0,1 %</w:t>
+      </w:r>
+      <w:r>
+        <w:t xml:space="preserve">.</w:t>
+      </w:r>
+    </w:p>
+    <w:p>
+      <w:r>
+        <w:t xml:space="preserve">4.9. </w:t>
+      </w:r>
+      <w:r>
+        <w:t xml:space="preserve">Срок годности товара — </w:t>
+      </w:r>
+      <w:r>
+        <w:t xml:space="preserve">в течение 24 месяцев</w:t>
+      </w:r>
+      <w:r>
+        <w:t xml:space="preserve"> с даты производства. Уложенная смесь выдерживается </w:t>
+      </w:r>
+      <w:r>
+        <w:t xml:space="preserve">в течение 24 часов</w:t>
+      </w:r>
+      <w:r>
+        <w:t xml:space="preserve"> при положительной температуре.</w:t>
+      </w:r>
+    </w:p>
+    <w:p>
+      <w:r>
+        <w:t xml:space="preserve">4.10. </w:t>
+      </w:r>
+      <w:r>
+        <w:t xml:space="preserve">Претензии по качеству работ предъявляются </w:t>
+      </w:r>
+      <w:r>
+        <w:t xml:space="preserve">в течение одного года</w:t>
+      </w:r>
+      <w:r>
+        <w:t xml:space="preserve"> по правилам статьи 725 Гражданского кодекса Российской Федерации. Поставщик присутствует на рынке </w:t>
+      </w:r>
+      <w:r>
+        <w:t xml:space="preserve">в течение 10 лет</w:t>
+      </w:r>
+      <w:r>
+        <w:t xml:space="preserve">. Отчётный период оканчивается </w:t>
+      </w:r>
+      <w:r>
+        <w:t xml:space="preserve">не позднее 16.08.2026</w:t>
       </w:r>
       <w:r>
         <w:t xml:space="preserve">.</w:t>
@@ -691,10 +1008,10 @@
         <w:t xml:space="preserve">Место исполнения: </w:t>
       </w:r>
       <w:r>
-        <w:t xml:space="preserve">443010, г. Самара, ул. Кирова, д. 89, кв. 1</w:t>
-      </w:r>
-      <w:r>
-        <w:t xml:space="preserve">9137114830</w:t>
+        <w:t xml:space="preserve">630099, г. Новосибирск, ул. Кирова, д. 61, кв. 114</w:t>
+      </w:r>
+      <w:r>
+        <w:t xml:space="preserve">7363992954</w:t>
       </w:r>
     </w:p>
     <w:p/>
@@ -715,10 +1032,10 @@
         <w:rPr>
           <w:b/>
         </w:rPr>
-        <w:t xml:space="preserve">1/2</w:t>
-      </w:r>
-      <w:r>
-        <w:t xml:space="preserve">4</w:t>
+        <w:t xml:space="preserve">2/1</w:t>
+      </w:r>
+      <w:r>
+        <w:t xml:space="preserve">6</w:t>
       </w:r>
       <w:r>
         <w:t xml:space="preserve">.</w:t>
@@ -732,10 +1049,10 @@
         <w:rPr>
           <w:b/>
         </w:rPr>
-        <w:t xml:space="preserve">79 5</w:t>
-      </w:r>
-      <w:r>
-        <w:t xml:space="preserve">00 000,10 (Семьдесят девять миллионов пятьсот тысяч) рублей</w:t>
+        <w:t xml:space="preserve">25 4</w:t>
+      </w:r>
+      <w:r>
+        <w:t xml:space="preserve">00 000,75 (Двадцать пять миллионов четыреста тысяч) рублей</w:t>
       </w:r>
       <w:r>
         <w:t xml:space="preserve">.</w:t>
@@ -763,7 +1080,7 @@
         <w:t xml:space="preserve">9.4. Контрольная запись: </w:t>
       </w:r>
       <w:r>
-        <w:t xml:space="preserve">в тeчение 45 (Сорока пяти) дней с даты подписания Сторонами акта сдачи-приемки оказанных услуг</w:t>
+        <w:t xml:space="preserve">в тeчение 30 (Тридцати) дней с даты подписания Сторонами акта сдачи-приемки оказанных услуг</w:t>
       </w:r>
       <w:r>
         <w:t xml:space="preserve">.</w:t>
@@ -821,7 +1138,7 @@
               <w:t xml:space="preserve">Адрес регистрации: </w:t>
             </w:r>
             <w:r>
-              <w:t xml:space="preserve">а/я 24, г. Сергиев Посад, 141300</w:t>
+              <w:t xml:space="preserve">а/я 55, г. Екатеринбург, 620014</w:t>
             </w:r>
           </w:p>
           <w:p>
@@ -860,7 +1177,7 @@
               <w:t xml:space="preserve">Тел.: </w:t>
             </w:r>
             <w:r>
-              <w:t xml:space="preserve">+7 383 704 86 36</w:t>
+              <w:t xml:space="preserve">+74999734010</w:t>
             </w:r>
           </w:p>
           <w:p>
@@ -868,7 +1185,7 @@
               <w:t xml:space="preserve">E-mail: </w:t>
             </w:r>
             <w:r>
-              <w:t xml:space="preserve">petrova@romashka.ru</w:t>
+              <w:t xml:space="preserve">petrova@bk.ru</w:t>
             </w:r>
           </w:p>
           <w:p/>
@@ -920,7 +1237,7 @@
               <w:t xml:space="preserve">Адрес регистрации: </w:t>
             </w:r>
             <w:r>
-              <w:t xml:space="preserve">а/я 74, г. Красногорск, 143400</w:t>
+              <w:t xml:space="preserve">а/я 22, г. Сергиев Посад, 141300</w:t>
             </w:r>
           </w:p>
           <w:p>
@@ -959,7 +1276,7 @@
               <w:t xml:space="preserve">Тел.: </w:t>
             </w:r>
             <w:r>
-              <w:t xml:space="preserve">8(499)5763847</w:t>
+              <w:t xml:space="preserve">8(499)4145295</w:t>
             </w:r>
           </w:p>
           <w:p>
@@ -967,7 +1284,7 @@
               <w:t xml:space="preserve">E-mail: </w:t>
             </w:r>
             <w:r>
-              <w:t xml:space="preserve">sokolova@yandex.ru</w:t>
+              <w:t xml:space="preserve">sokolova@gmail.com</w:t>
             </w:r>
           </w:p>
           <w:p/>
@@ -1026,13 +1343,13 @@
       <w:t xml:space="preserve">Исполнитель документа: </w:t>
     </w:r>
     <w:r>
-      <w:t xml:space="preserve">Сидорова С. Е.</w:t>
+      <w:t xml:space="preserve">Смирнов А. П.</w:t>
     </w:r>
     <w:r>
       <w:t xml:space="preserve">, тел. </w:t>
     </w:r>
     <w:r>
-      <w:t xml:space="preserve">8(846)3793533</w:t>
+      <w:t xml:space="preserve">8(812)5011626</w:t>
     </w:r>
   </w:p>
 </w:ftr>

--- a/tests/corpus_v2/docs/agency_0004.docx
+++ b/tests/corpus_v2/docs/agency_0004.docx
@@ -1081,6 +1081,37 @@
       </w:r>
       <w:r>
         <w:t xml:space="preserve">в тeчение 30 (Тридцати) дней с даты подписания Сторонами акта сдачи-приемки оказанных услуг</w:t>
+      </w:r>
+      <w:r>
+        <w:t xml:space="preserve">.</w:t>
+      </w:r>
+    </w:p>
+    <w:p/>
+    <w:p>
+      <w:r>
+        <w:rPr>
+          <w:b/>
+        </w:rPr>
+        <w:t xml:space="preserve">6. ОСОБЫЕ УСЛОВИЯ ОТДЕЛЬНЫХ ВИДОВ ДАННЫХ</w:t>
+      </w:r>
+    </w:p>
+    <w:p>
+      <w:r>
+        <w:t xml:space="preserve">6.1. Полномочия представителя подтверждены доверенностью, реестровый номер </w:t>
+      </w:r>
+      <w:r>
+        <w:t xml:space="preserve">77/714-н/77-2024-1-502</w:t>
+      </w:r>
+      <w:r>
+        <w:t xml:space="preserve">.</w:t>
+      </w:r>
+    </w:p>
+    <w:p>
+      <w:r>
+        <w:t xml:space="preserve">6.2. Для сопоставления в учёте указывается: </w:t>
+      </w:r>
+      <w:r>
+        <w:t xml:space="preserve">срок действия 12/2024-06/2025</w:t>
       </w:r>
       <w:r>
         <w:t xml:space="preserve">.</w:t>

--- a/tests/corpus_v2/docs/agency_0004.docx
+++ b/tests/corpus_v2/docs/agency_0004.docx
@@ -1097,21 +1097,87 @@
     </w:p>
     <w:p>
       <w:r>
-        <w:t xml:space="preserve">6.1. Полномочия представителя подтверждены доверенностью, реестровый номер </w:t>
-      </w:r>
-      <w:r>
-        <w:t xml:space="preserve">77/714-н/77-2024-1-502</w:t>
-      </w:r>
-      <w:r>
-        <w:t xml:space="preserve">.</w:t>
-      </w:r>
-    </w:p>
-    <w:p>
-      <w:r>
-        <w:t xml:space="preserve">6.2. Для сопоставления в учёте указывается: </w:t>
-      </w:r>
-      <w:r>
-        <w:t xml:space="preserve">срок действия 12/2024-06/2025</w:t>
+        <w:t xml:space="preserve">6.1. Работы выполняются на основании ранее заключённого Договора № </w:t>
+      </w:r>
+      <w:r>
+        <w:t xml:space="preserve">118/2024-А</w:t>
+      </w:r>
+      <w:r>
+        <w:t xml:space="preserve"> между теми же сторонами.</w:t>
+      </w:r>
+    </w:p>
+    <w:p>
+      <w:r>
+        <w:t xml:space="preserve">6.2. Первичные документы: </w:t>
+      </w:r>
+      <w:r>
+        <w:t xml:space="preserve">счёт-фактура выставлена без ссылки на номер</w:t>
+      </w:r>
+      <w:r>
+        <w:t xml:space="preserve">.</w:t>
+      </w:r>
+    </w:p>
+    <w:p>
+      <w:r>
+        <w:t xml:space="preserve">6.3. Запись о лицензии внесена в реестр за регистрационным номером </w:t>
+      </w:r>
+      <w:r>
+        <w:t xml:space="preserve">509118266</w:t>
+      </w:r>
+      <w:r>
+        <w:t xml:space="preserve">.</w:t>
+      </w:r>
+    </w:p>
+    <w:p>
+      <w:r>
+        <w:t xml:space="preserve">6.4. Внутренний учёт ведётся отдельно: </w:t>
+      </w:r>
+      <w:r>
+        <w:t xml:space="preserve">номер заявки 987654321</w:t>
+      </w:r>
+      <w:r>
+        <w:t xml:space="preserve">.</w:t>
+      </w:r>
+    </w:p>
+    <w:p>
+      <w:r>
+        <w:t xml:space="preserve">6.5. Полномочия представителя подтверждены доверенностью, реестровый номер </w:t>
+      </w:r>
+      <w:r>
+        <w:t xml:space="preserve">23/5-н/23-2025-2-1104</w:t>
+      </w:r>
+      <w:r>
+        <w:t xml:space="preserve">.</w:t>
+      </w:r>
+    </w:p>
+    <w:p>
+      <w:r>
+        <w:t xml:space="preserve">6.6. Для сопоставления в учёте указывается: </w:t>
+      </w:r>
+      <w:r>
+        <w:t xml:space="preserve">ГОСТ Р 52044-2003</w:t>
+      </w:r>
+      <w:r>
+        <w:t xml:space="preserve">.</w:t>
+      </w:r>
+    </w:p>
+    <w:p>
+      <w:r>
+        <w:t xml:space="preserve">6.7. Решение принято большинством в </w:t>
+      </w:r>
+      <w:r>
+        <w:t xml:space="preserve">51 % акций</w:t>
+      </w:r>
+      <w:r>
+        <w:t xml:space="preserve"> от общего числа голосов членов совета директоров.</w:t>
+      </w:r>
+    </w:p>
+    <w:p>
+      <w:r>
+        <w:t xml:space="preserve">6.8. Кворум определяется уставом: </w:t>
+      </w:r>
+      <w:r>
+        <w:t xml:space="preserve">большинством голосов присутствующих участников</w:t>
       </w:r>
       <w:r>
         <w:t xml:space="preserve">.</w:t>

--- a/tests/corpus_v2/docs/agency_0004.docx
+++ b/tests/corpus_v2/docs/agency_0004.docx
@@ -1097,10 +1097,32 @@
     </w:p>
     <w:p>
       <w:r>
-        <w:t xml:space="preserve">6.1. Работы выполняются на основании ранее заключённого Договора № </w:t>
-      </w:r>
-      <w:r>
-        <w:t xml:space="preserve">118/2024-А</w:t>
+        <w:t xml:space="preserve">6.1. Стороны ранее заключили </w:t>
+      </w:r>
+      <w:r>
+        <w:t xml:space="preserve">договор подряда</w:t>
+      </w:r>
+      <w:r>
+        <w:t xml:space="preserve"> на сопоставимых условиях.</w:t>
+      </w:r>
+    </w:p>
+    <w:p>
+      <w:r>
+        <w:t xml:space="preserve">6.2. Прочие условия: </w:t>
+      </w:r>
+      <w:r>
+        <w:t xml:space="preserve">отношения сторон регулируются гражданским законодательством</w:t>
+      </w:r>
+      <w:r>
+        <w:t xml:space="preserve">.</w:t>
+      </w:r>
+    </w:p>
+    <w:p>
+      <w:r>
+        <w:t xml:space="preserve">6.3. Работы выполняются на основании ранее заключённого Договора № </w:t>
+      </w:r>
+      <w:r>
+        <w:t xml:space="preserve">2/17</w:t>
       </w:r>
       <w:r>
         <w:t xml:space="preserve"> между теми же сторонами.</w:t>
@@ -1108,29 +1130,73 @@
     </w:p>
     <w:p>
       <w:r>
-        <w:t xml:space="preserve">6.2. Первичные документы: </w:t>
-      </w:r>
-      <w:r>
-        <w:t xml:space="preserve">счёт-фактура выставлена без ссылки на номер</w:t>
-      </w:r>
-      <w:r>
-        <w:t xml:space="preserve">.</w:t>
-      </w:r>
-    </w:p>
-    <w:p>
-      <w:r>
-        <w:t xml:space="preserve">6.3. Запись о лицензии внесена в реестр за регистрационным номером </w:t>
-      </w:r>
-      <w:r>
-        <w:t xml:space="preserve">509118266</w:t>
-      </w:r>
-      <w:r>
-        <w:t xml:space="preserve">.</w:t>
-      </w:r>
-    </w:p>
-    <w:p>
-      <w:r>
-        <w:t xml:space="preserve">6.4. Внутренний учёт ведётся отдельно: </w:t>
+        <w:t xml:space="preserve">6.4. Первичные документы: </w:t>
+      </w:r>
+      <w:r>
+        <w:t xml:space="preserve">лицензия Л035-01298-77/00123456 Рособрнадзора</w:t>
+      </w:r>
+      <w:r>
+        <w:t xml:space="preserve">.</w:t>
+      </w:r>
+    </w:p>
+    <w:p>
+      <w:r>
+        <w:t xml:space="preserve">6.5. Паспорт гражданина Российской Федерации выдан </w:t>
+      </w:r>
+      <w:r>
+        <w:t xml:space="preserve">Отделением по вопросам миграции ОМВД России по Кировскому району</w:t>
+      </w:r>
+      <w:r>
+        <w:t xml:space="preserve">, паспорт предъявлен при подписании.</w:t>
+      </w:r>
+    </w:p>
+    <w:p>
+      <w:r>
+        <w:t xml:space="preserve">6.6. Сопутствующие сведения: </w:t>
+      </w:r>
+      <w:r>
+        <w:t xml:space="preserve">доверенность выдана сроком на три года без права передоверия</w:t>
+      </w:r>
+      <w:r>
+        <w:t xml:space="preserve">.</w:t>
+      </w:r>
+    </w:p>
+    <w:p>
+      <w:r>
+        <w:t xml:space="preserve">6.7. Запись о государственной регистрации внесена регистрирующим органом: </w:t>
+      </w:r>
+      <w:r>
+        <w:t xml:space="preserve">УФНС России по Республике Татарстан</w:t>
+      </w:r>
+      <w:r>
+        <w:t xml:space="preserve">.</w:t>
+      </w:r>
+    </w:p>
+    <w:p>
+      <w:r>
+        <w:t xml:space="preserve">6.8. Общие сведения о регистрации: </w:t>
+      </w:r>
+      <w:r>
+        <w:t xml:space="preserve">отчётность представляется в налоговый орган по месту учёта</w:t>
+      </w:r>
+      <w:r>
+        <w:t xml:space="preserve">.</w:t>
+      </w:r>
+    </w:p>
+    <w:p>
+      <w:r>
+        <w:t xml:space="preserve">6.9. Запись о лицензии внесена в реестр за регистрационным номером </w:t>
+      </w:r>
+      <w:r>
+        <w:t xml:space="preserve">895217304</w:t>
+      </w:r>
+      <w:r>
+        <w:t xml:space="preserve">.</w:t>
+      </w:r>
+    </w:p>
+    <w:p>
+      <w:r>
+        <w:t xml:space="preserve">6.10. Внутренний учёт ведётся отдельно: </w:t>
       </w:r>
       <w:r>
         <w:t xml:space="preserve">номер заявки 987654321</w:t>
@@ -1141,32 +1207,32 @@
     </w:p>
     <w:p>
       <w:r>
-        <w:t xml:space="preserve">6.5. Полномочия представителя подтверждены доверенностью, реестровый номер </w:t>
-      </w:r>
-      <w:r>
-        <w:t xml:space="preserve">23/5-н/23-2025-2-1104</w:t>
-      </w:r>
-      <w:r>
-        <w:t xml:space="preserve">.</w:t>
-      </w:r>
-    </w:p>
-    <w:p>
-      <w:r>
-        <w:t xml:space="preserve">6.6. Для сопоставления в учёте указывается: </w:t>
-      </w:r>
-      <w:r>
-        <w:t xml:space="preserve">ГОСТ Р 52044-2003</w:t>
-      </w:r>
-      <w:r>
-        <w:t xml:space="preserve">.</w:t>
-      </w:r>
-    </w:p>
-    <w:p>
-      <w:r>
-        <w:t xml:space="preserve">6.7. Решение принято большинством в </w:t>
-      </w:r>
-      <w:r>
-        <w:t xml:space="preserve">51 % акций</w:t>
+        <w:t xml:space="preserve">6.11. Полномочия представителя подтверждены доверенностью, реестровый номер </w:t>
+      </w:r>
+      <w:r>
+        <w:t xml:space="preserve">77/714-н/77-2024-1-502</w:t>
+      </w:r>
+      <w:r>
+        <w:t xml:space="preserve">.</w:t>
+      </w:r>
+    </w:p>
+    <w:p>
+      <w:r>
+        <w:t xml:space="preserve">6.12. Для сопоставления в учёте указывается: </w:t>
+      </w:r>
+      <w:r>
+        <w:t xml:space="preserve">кадастровый номер 77:01:0004012:2211</w:t>
+      </w:r>
+      <w:r>
+        <w:t xml:space="preserve">.</w:t>
+      </w:r>
+    </w:p>
+    <w:p>
+      <w:r>
+        <w:t xml:space="preserve">6.13. Решение принято большинством в </w:t>
+      </w:r>
+      <w:r>
+        <w:t xml:space="preserve">40 % уставного капитала</w:t>
       </w:r>
       <w:r>
         <w:t xml:space="preserve"> от общего числа голосов членов совета директоров.</w:t>
@@ -1174,7 +1240,7 @@
     </w:p>
     <w:p>
       <w:r>
-        <w:t xml:space="preserve">6.8. Кворум определяется уставом: </w:t>
+        <w:t xml:space="preserve">6.14. Кворум определяется уставом: </w:t>
       </w:r>
       <w:r>
         <w:t xml:space="preserve">большинством голосов присутствующих участников</w:t>
